--- a/Investigación de JavaScript.docx
+++ b/Investigación de JavaScript.docx
@@ -2,7 +2,638 @@
 <file path=word/document.xml><?xml version="1.0" encoding="utf-8"?>
 <w:document xmlns:wpc="http://schemas.microsoft.com/office/word/2010/wordprocessingCanvas" xmlns:cx="http://schemas.microsoft.com/office/drawing/2014/chartex" xmlns:cx1="http://schemas.microsoft.com/office/drawing/2015/9/8/chartex" xmlns:cx2="http://schemas.microsoft.com/office/drawing/2015/10/21/chartex" xmlns:cx3="http://schemas.microsoft.com/office/drawing/2016/5/9/chartex" xmlns:cx4="http://schemas.microsoft.com/office/drawing/2016/5/10/chartex" xmlns:cx5="http://schemas.microsoft.com/office/drawing/2016/5/11/chartex" xmlns:cx6="http://schemas.microsoft.com/office/drawing/2016/5/12/chartex" xmlns:cx7="http://schemas.microsoft.com/office/drawing/2016/5/13/chartex" xmlns:cx8="http://schemas.microsoft.com/office/drawing/2016/5/14/chartex" xmlns:mc="http://schemas.openxmlformats.org/markup-compatibility/2006" xmlns:aink="http://schemas.microsoft.com/office/drawing/2016/ink" xmlns:am3d="http://schemas.microsoft.com/office/drawing/2017/model3d" xmlns:o="urn:schemas-microsoft-com:office:office" xmlns:oel="http://schemas.microsoft.com/office/2019/extlst" xmlns:r="http://schemas.openxmlformats.org/officeDocument/2006/relationships" xmlns:m="http://schemas.openxmlformats.org/officeDocument/2006/math" xmlns:v="urn:schemas-microsoft-com:vml" xmlns:wp14="http://schemas.microsoft.com/office/word/2010/wordprocessingDrawing" xmlns:wp="http://schemas.openxmlformats.org/drawingml/2006/wordprocessingDrawing" xmlns:w10="urn:schemas-microsoft-com:office:word" xmlns:w="http://schemas.openxmlformats.org/wordprocessingml/2006/main" xmlns:w14="http://schemas.microsoft.com/office/word/2010/wordml" xmlns:w15="http://schemas.microsoft.com/office/word/2012/wordml" xmlns:w16cex="http://schemas.microsoft.com/office/word/2018/wordml/cex" xmlns:w16cid="http://schemas.microsoft.com/office/word/2016/wordml/cid" xmlns:w16="http://schemas.microsoft.com/office/word/2018/wordml" xmlns:w16du="http://schemas.microsoft.com/office/word/2023/wordml/word16du" xmlns:w16sdtdh="http://schemas.microsoft.com/office/word/2020/wordml/sdtdatahash" xmlns:w16se="http://schemas.microsoft.com/office/word/2015/wordml/symex" xmlns:wpg="http://schemas.microsoft.com/office/word/2010/wordprocessingGroup" xmlns:wpi="http://schemas.microsoft.com/office/word/2010/wordprocessingInk" xmlns:wne="http://schemas.microsoft.com/office/word/2006/wordml" xmlns:wps="http://schemas.microsoft.com/office/word/2010/wordprocessingShape" mc:Ignorable="w14 w15 w16se w16cid w16 w16cex w16sdtdh w16du wp14">
   <w:body>
+    <w:p>
+      <w:pPr>
+        <w:pStyle w:val="Ttulo1"/>
+        <w:jc w:val="center"/>
+        <w:rPr>
+          <w:rFonts w:ascii="Cascadia Code" w:hAnsi="Cascadia Code" w:cs="Cascadia Code"/>
+          <w:b/>
+          <w:bCs/>
+          <w:sz w:val="72"/>
+          <w:szCs w:val="72"/>
+          <w:u w:val="single"/>
+        </w:rPr>
+      </w:pPr>
+      <w:r>
+        <w:rPr>
+          <w:rFonts w:ascii="Cascadia Code" w:hAnsi="Cascadia Code" w:cs="Cascadia Code"/>
+          <w:b/>
+          <w:bCs/>
+          <w:sz w:val="72"/>
+          <w:szCs w:val="72"/>
+          <w:u w:val="single"/>
+        </w:rPr>
+        <w:t>historia de JavaScript</w:t>
+      </w:r>
+    </w:p>
     <w:p/>
+    <w:p>
+      <w:pPr>
+        <w:jc w:val="both"/>
+        <w:rPr>
+          <w:rFonts w:ascii="Cascadia Code" w:hAnsi="Cascadia Code" w:cs="Cascadia Code"/>
+          <w:b/>
+          <w:bCs/>
+        </w:rPr>
+      </w:pPr>
+      <w:r>
+        <w:rPr>
+          <w:rFonts w:ascii="Cascadia Code" w:hAnsi="Cascadia Code" w:cs="Cascadia Code"/>
+        </w:rPr>
+        <w:t>JavaScript es uno de los lenguajes más populares en el mundo y durante la década del 2010 al 2020, fue el número uno sobre la tierra y se apoderó de casi todas las industrias del desarrollo de software. Todo se hacía con JavaScript e incluso, llegó a hablarse de la </w:t>
+      </w:r>
+      <w:r>
+        <w:rPr>
+          <w:rFonts w:ascii="Cascadia Code" w:hAnsi="Cascadia Code" w:cs="Cascadia Code"/>
+          <w:b/>
+          <w:bCs/>
+          <w:i/>
+          <w:iCs/>
+        </w:rPr>
+        <w:t>fatiga JavaScript</w:t>
+      </w:r>
+      <w:r>
+        <w:rPr>
+          <w:rFonts w:ascii="Cascadia Code" w:hAnsi="Cascadia Code" w:cs="Cascadia Code"/>
+          <w:b/>
+          <w:bCs/>
+        </w:rPr>
+        <w:t>.</w:t>
+      </w:r>
+    </w:p>
+    <w:p>
+      <w:pPr>
+        <w:jc w:val="both"/>
+        <w:rPr>
+          <w:rFonts w:ascii="Cascadia Code" w:hAnsi="Cascadia Code" w:cs="Cascadia Code"/>
+          <w:b/>
+          <w:bCs/>
+        </w:rPr>
+      </w:pPr>
+    </w:p>
+    <w:p>
+      <w:pPr>
+        <w:jc w:val="both"/>
+        <w:rPr>
+          <w:rFonts w:ascii="Cascadia Code" w:hAnsi="Cascadia Code" w:cs="Cascadia Code"/>
+          <w:b/>
+          <w:bCs/>
+          <w:i/>
+          <w:iCs/>
+          <w:color w:val="595959" w:themeColor="text1" w:themeTint="A6"/>
+          <w:sz w:val="36"/>
+          <w:szCs w:val="36"/>
+          <w:u w:val="single"/>
+        </w:rPr>
+      </w:pPr>
+      <w:r>
+        <w:rPr>
+          <w:rFonts w:ascii="Cascadia Code" w:hAnsi="Cascadia Code" w:cs="Cascadia Code"/>
+          <w:b/>
+          <w:bCs/>
+          <w:i/>
+          <w:iCs/>
+          <w:color w:val="595959" w:themeColor="text1" w:themeTint="A6"/>
+          <w:sz w:val="36"/>
+          <w:szCs w:val="36"/>
+          <w:u w:val="single"/>
+        </w:rPr>
+        <w:t>Historia y evolución:</w:t>
+      </w:r>
+    </w:p>
+    <w:p>
+      <w:pPr>
+        <w:jc w:val="both"/>
+        <w:rPr>
+          <w:rFonts w:ascii="Cascadia Code" w:hAnsi="Cascadia Code" w:cs="Cascadia Code"/>
+          <w:b/>
+          <w:bCs/>
+        </w:rPr>
+      </w:pPr>
+    </w:p>
+    <w:p>
+      <w:pPr>
+        <w:jc w:val="both"/>
+        <w:rPr>
+          <w:rFonts w:ascii="Cascadia Code" w:hAnsi="Cascadia Code" w:cs="Cascadia Code"/>
+        </w:rPr>
+      </w:pPr>
+      <w:r>
+        <w:rPr>
+          <w:rFonts w:ascii="Cascadia Code" w:hAnsi="Cascadia Code" w:cs="Cascadia Code"/>
+        </w:rPr>
+        <w:t xml:space="preserve">La evolución de JavaScript y del ecosistema web moderno está estrechamente ligada al desarrollo de los navegadores y a la necesidad de hacer la web más interactiva, escalable y estandarizada. A mediados de los años noventa, </w:t>
+      </w:r>
+      <w:r>
+        <w:rPr>
+          <w:rFonts w:ascii="Cascadia Code" w:hAnsi="Cascadia Code" w:cs="Cascadia Code"/>
+          <w:b/>
+          <w:bCs/>
+        </w:rPr>
+        <w:t xml:space="preserve">Netscape </w:t>
+      </w:r>
+      <w:proofErr w:type="spellStart"/>
+      <w:r>
+        <w:rPr>
+          <w:rFonts w:ascii="Cascadia Code" w:hAnsi="Cascadia Code" w:cs="Cascadia Code"/>
+          <w:b/>
+          <w:bCs/>
+        </w:rPr>
+        <w:t>Navigator</w:t>
+      </w:r>
+      <w:proofErr w:type="spellEnd"/>
+      <w:r>
+        <w:rPr>
+          <w:rFonts w:ascii="Cascadia Code" w:hAnsi="Cascadia Code" w:cs="Cascadia Code"/>
+        </w:rPr>
+        <w:t xml:space="preserve"> impulsó la adopción masiva de la web gráfica y, en 1995, Brendan </w:t>
+      </w:r>
+      <w:proofErr w:type="spellStart"/>
+      <w:r>
+        <w:rPr>
+          <w:rFonts w:ascii="Cascadia Code" w:hAnsi="Cascadia Code" w:cs="Cascadia Code"/>
+        </w:rPr>
+        <w:t>Eich</w:t>
+      </w:r>
+      <w:proofErr w:type="spellEnd"/>
+      <w:r>
+        <w:rPr>
+          <w:rFonts w:ascii="Cascadia Code" w:hAnsi="Cascadia Code" w:cs="Cascadia Code"/>
+        </w:rPr>
+        <w:t xml:space="preserve"> creó JavaScript como un lenguaje ligero para añadir interactividad a documentos HTML. Aunque su nombre se eligió por razones de marketing, JavaScript nació con un enfoque práctico y accesible, lo que facilitó su rápida adopción. La aparición de </w:t>
+      </w:r>
+      <w:proofErr w:type="spellStart"/>
+      <w:r>
+        <w:rPr>
+          <w:rFonts w:ascii="Cascadia Code" w:hAnsi="Cascadia Code" w:cs="Cascadia Code"/>
+          <w:b/>
+          <w:bCs/>
+        </w:rPr>
+        <w:t>JScript</w:t>
+      </w:r>
+      <w:proofErr w:type="spellEnd"/>
+      <w:r>
+        <w:rPr>
+          <w:rFonts w:ascii="Cascadia Code" w:hAnsi="Cascadia Code" w:cs="Cascadia Code"/>
+        </w:rPr>
+        <w:t xml:space="preserve"> por parte de Microsoft y la competencia entre navegadores provocaron incompatibilidades que evidenciaron la necesidad de un estándar común.</w:t>
+      </w:r>
+    </w:p>
+    <w:p>
+      <w:pPr>
+        <w:jc w:val="both"/>
+        <w:rPr>
+          <w:rFonts w:ascii="Cascadia Code" w:hAnsi="Cascadia Code" w:cs="Cascadia Code"/>
+        </w:rPr>
+      </w:pPr>
+      <w:r>
+        <w:rPr>
+          <w:rFonts w:ascii="Cascadia Code" w:hAnsi="Cascadia Code" w:cs="Cascadia Code"/>
+        </w:rPr>
+        <w:t xml:space="preserve">Para resolver esta fragmentación, JavaScript fue enviado a </w:t>
+      </w:r>
+      <w:r>
+        <w:rPr>
+          <w:rFonts w:ascii="Cascadia Code" w:hAnsi="Cascadia Code" w:cs="Cascadia Code"/>
+          <w:b/>
+          <w:bCs/>
+        </w:rPr>
+        <w:t>ECMA International</w:t>
+      </w:r>
+      <w:r>
+        <w:rPr>
+          <w:rFonts w:ascii="Cascadia Code" w:hAnsi="Cascadia Code" w:cs="Cascadia Code"/>
+        </w:rPr>
+        <w:t xml:space="preserve">, dando lugar a </w:t>
+      </w:r>
+      <w:r>
+        <w:rPr>
+          <w:rFonts w:ascii="Cascadia Code" w:hAnsi="Cascadia Code" w:cs="Cascadia Code"/>
+          <w:b/>
+          <w:bCs/>
+        </w:rPr>
+        <w:t>ECMAScript</w:t>
+      </w:r>
+      <w:r>
+        <w:rPr>
+          <w:rFonts w:ascii="Cascadia Code" w:hAnsi="Cascadia Code" w:cs="Cascadia Code"/>
+        </w:rPr>
+        <w:t>, una especificación independiente de los fabricantes. Con ECMAScript 3, publicado en 1999, el lenguaje incorporó características fundamentales como manejo de excepciones, expresiones regulares y nuevos métodos de cadenas, consolidándose como una herramienta viable para el desarrollo web profesional. Paralelamente, el declive de Netscape y la liberación del código del navegador impulsaron el proyecto Mozilla, que fomentó el uso de estándares abiertos y sentó las bases para navegadores modernos como Firefox.</w:t>
+      </w:r>
+    </w:p>
+    <w:p>
+      <w:pPr>
+        <w:jc w:val="both"/>
+        <w:rPr>
+          <w:rFonts w:ascii="Cascadia Code" w:hAnsi="Cascadia Code" w:cs="Cascadia Code"/>
+        </w:rPr>
+      </w:pPr>
+      <w:r>
+        <w:rPr>
+          <w:rFonts w:ascii="Cascadia Code" w:hAnsi="Cascadia Code" w:cs="Cascadia Code"/>
+        </w:rPr>
+        <w:lastRenderedPageBreak/>
+        <w:t xml:space="preserve">A principios de los años 2000, la introducción de técnicas asíncronas mediante </w:t>
+      </w:r>
+      <w:proofErr w:type="spellStart"/>
+      <w:r>
+        <w:rPr>
+          <w:rFonts w:ascii="Cascadia Code" w:hAnsi="Cascadia Code" w:cs="Cascadia Code"/>
+          <w:b/>
+          <w:bCs/>
+        </w:rPr>
+        <w:t>XMLHttpRequest</w:t>
+      </w:r>
+      <w:proofErr w:type="spellEnd"/>
+      <w:r>
+        <w:rPr>
+          <w:rFonts w:ascii="Cascadia Code" w:hAnsi="Cascadia Code" w:cs="Cascadia Code"/>
+        </w:rPr>
+        <w:t xml:space="preserve"> y, posteriormente, AJAX, transformó el desarrollo web. Aplicaciones como Gmail demostraron que era posible crear interfaces altamente dinámicas y responsivas sin recargar la página, dando origen a la llamada </w:t>
+      </w:r>
+      <w:r>
+        <w:rPr>
+          <w:rFonts w:ascii="Cascadia Code" w:hAnsi="Cascadia Code" w:cs="Cascadia Code"/>
+          <w:b/>
+          <w:bCs/>
+          <w:color w:val="0D0D0D" w:themeColor="text1" w:themeTint="F2"/>
+        </w:rPr>
+        <w:t>Web 2.0.</w:t>
+      </w:r>
+      <w:r>
+        <w:rPr>
+          <w:rFonts w:ascii="Cascadia Code" w:hAnsi="Cascadia Code" w:cs="Cascadia Code"/>
+          <w:color w:val="0D0D0D" w:themeColor="text1" w:themeTint="F2"/>
+        </w:rPr>
+        <w:t xml:space="preserve"> </w:t>
+      </w:r>
+      <w:r>
+        <w:rPr>
+          <w:rFonts w:ascii="Cascadia Code" w:hAnsi="Cascadia Code" w:cs="Cascadia Code"/>
+        </w:rPr>
+        <w:t>En este contexto surgieron bibliotecas como jQuery, que simplificaron la manipulación del DOM y resolvieron problemas de compatibilidad entre navegadores, además de recursos fundamentales como MDN, que unificaron y estandarizaron la documentación para desarrolladores.</w:t>
+      </w:r>
+    </w:p>
+    <w:p>
+      <w:pPr>
+        <w:jc w:val="both"/>
+        <w:rPr>
+          <w:rFonts w:ascii="Cascadia Code" w:hAnsi="Cascadia Code" w:cs="Cascadia Code"/>
+        </w:rPr>
+      </w:pPr>
+      <w:r>
+        <w:rPr>
+          <w:rFonts w:ascii="Cascadia Code" w:hAnsi="Cascadia Code" w:cs="Cascadia Code"/>
+        </w:rPr>
+        <w:t xml:space="preserve">El lanzamiento de Google Chrome y su motor V8 en 2008 marcó un punto de inflexión en el rendimiento de JavaScript, al introducir compilación justo a tiempo y una ejecución mucho más rápida. Estas innovaciones hicieron posible la expansión del lenguaje más allá del navegador con la llegada de </w:t>
+      </w:r>
+      <w:r>
+        <w:rPr>
+          <w:rFonts w:ascii="Cascadia Code" w:hAnsi="Cascadia Code" w:cs="Cascadia Code"/>
+          <w:b/>
+          <w:bCs/>
+        </w:rPr>
+        <w:t>Node.js</w:t>
+      </w:r>
+      <w:r>
+        <w:rPr>
+          <w:rFonts w:ascii="Cascadia Code" w:hAnsi="Cascadia Code" w:cs="Cascadia Code"/>
+        </w:rPr>
+        <w:t xml:space="preserve">, que permitió utilizar JavaScript del lado del servidor y consolidó el </w:t>
+      </w:r>
+      <w:r>
+        <w:rPr>
+          <w:rFonts w:ascii="Cascadia Code" w:hAnsi="Cascadia Code" w:cs="Cascadia Code"/>
+          <w:b/>
+          <w:bCs/>
+          <w:color w:val="0D0D0D" w:themeColor="text1" w:themeTint="F2"/>
+        </w:rPr>
+        <w:t>desarrollo full-</w:t>
+      </w:r>
+      <w:proofErr w:type="spellStart"/>
+      <w:r>
+        <w:rPr>
+          <w:rFonts w:ascii="Cascadia Code" w:hAnsi="Cascadia Code" w:cs="Cascadia Code"/>
+          <w:b/>
+          <w:bCs/>
+          <w:color w:val="0D0D0D" w:themeColor="text1" w:themeTint="F2"/>
+        </w:rPr>
+        <w:t>stack</w:t>
+      </w:r>
+      <w:proofErr w:type="spellEnd"/>
+      <w:r>
+        <w:rPr>
+          <w:rFonts w:ascii="Cascadia Code" w:hAnsi="Cascadia Code" w:cs="Cascadia Code"/>
+          <w:b/>
+          <w:bCs/>
+          <w:color w:val="0D0D0D" w:themeColor="text1" w:themeTint="F2"/>
+        </w:rPr>
+        <w:t xml:space="preserve"> </w:t>
+      </w:r>
+      <w:r>
+        <w:rPr>
+          <w:rFonts w:ascii="Cascadia Code" w:hAnsi="Cascadia Code" w:cs="Cascadia Code"/>
+          <w:b/>
+          <w:bCs/>
+        </w:rPr>
+        <w:t>con un único lenguaje</w:t>
+      </w:r>
+      <w:r>
+        <w:rPr>
+          <w:rFonts w:ascii="Cascadia Code" w:hAnsi="Cascadia Code" w:cs="Cascadia Code"/>
+        </w:rPr>
+        <w:t xml:space="preserve">. A partir de este momento, el ecosistema comenzó a crecer rápidamente, con la aparición de gestores de paquetes como </w:t>
+      </w:r>
+      <w:proofErr w:type="spellStart"/>
+      <w:r>
+        <w:rPr>
+          <w:rFonts w:ascii="Cascadia Code" w:hAnsi="Cascadia Code" w:cs="Cascadia Code"/>
+          <w:b/>
+          <w:bCs/>
+        </w:rPr>
+        <w:t>npm</w:t>
+      </w:r>
+      <w:proofErr w:type="spellEnd"/>
+      <w:r>
+        <w:rPr>
+          <w:rFonts w:ascii="Cascadia Code" w:hAnsi="Cascadia Code" w:cs="Cascadia Code"/>
+          <w:b/>
+          <w:bCs/>
+        </w:rPr>
+        <w:t xml:space="preserve">, </w:t>
+      </w:r>
+      <w:proofErr w:type="spellStart"/>
+      <w:r>
+        <w:rPr>
+          <w:rFonts w:ascii="Cascadia Code" w:hAnsi="Cascadia Code" w:cs="Cascadia Code"/>
+          <w:b/>
+          <w:bCs/>
+        </w:rPr>
+        <w:t>frameworks</w:t>
+      </w:r>
+      <w:proofErr w:type="spellEnd"/>
+      <w:r>
+        <w:rPr>
+          <w:rFonts w:ascii="Cascadia Code" w:hAnsi="Cascadia Code" w:cs="Cascadia Code"/>
+          <w:b/>
+          <w:bCs/>
+        </w:rPr>
+        <w:t xml:space="preserve"> </w:t>
+      </w:r>
+      <w:proofErr w:type="spellStart"/>
+      <w:r>
+        <w:rPr>
+          <w:rFonts w:ascii="Cascadia Code" w:hAnsi="Cascadia Code" w:cs="Cascadia Code"/>
+          <w:b/>
+          <w:bCs/>
+        </w:rPr>
+        <w:t>backend</w:t>
+      </w:r>
+      <w:proofErr w:type="spellEnd"/>
+      <w:r>
+        <w:rPr>
+          <w:rFonts w:ascii="Cascadia Code" w:hAnsi="Cascadia Code" w:cs="Cascadia Code"/>
+          <w:b/>
+          <w:bCs/>
+        </w:rPr>
+        <w:t xml:space="preserve"> como Express y nuevas formas de modularizar el código.</w:t>
+      </w:r>
+    </w:p>
+    <w:p>
+      <w:pPr>
+        <w:jc w:val="both"/>
+        <w:rPr>
+          <w:rFonts w:ascii="Cascadia Code" w:hAnsi="Cascadia Code" w:cs="Cascadia Code"/>
+        </w:rPr>
+      </w:pPr>
+      <w:r>
+        <w:rPr>
+          <w:rFonts w:ascii="Cascadia Code" w:hAnsi="Cascadia Code" w:cs="Cascadia Code"/>
+        </w:rPr>
+        <w:t xml:space="preserve">Durante la década de 2010, JavaScript alcanzó un alto grado de madurez. </w:t>
+      </w:r>
+      <w:proofErr w:type="spellStart"/>
+      <w:r>
+        <w:rPr>
+          <w:rFonts w:ascii="Cascadia Code" w:hAnsi="Cascadia Code" w:cs="Cascadia Code"/>
+        </w:rPr>
+        <w:t>Frameworks</w:t>
+      </w:r>
+      <w:proofErr w:type="spellEnd"/>
+      <w:r>
+        <w:rPr>
+          <w:rFonts w:ascii="Cascadia Code" w:hAnsi="Cascadia Code" w:cs="Cascadia Code"/>
+        </w:rPr>
+        <w:t xml:space="preserve"> y bibliotecas como </w:t>
+      </w:r>
+      <w:r>
+        <w:rPr>
+          <w:rFonts w:ascii="Cascadia Code" w:hAnsi="Cascadia Code" w:cs="Cascadia Code"/>
+          <w:b/>
+          <w:bCs/>
+        </w:rPr>
+        <w:t xml:space="preserve">Angular, </w:t>
+      </w:r>
+      <w:proofErr w:type="spellStart"/>
+      <w:r>
+        <w:rPr>
+          <w:rFonts w:ascii="Cascadia Code" w:hAnsi="Cascadia Code" w:cs="Cascadia Code"/>
+          <w:b/>
+          <w:bCs/>
+        </w:rPr>
+        <w:t>React</w:t>
+      </w:r>
+      <w:proofErr w:type="spellEnd"/>
+      <w:r>
+        <w:rPr>
+          <w:rFonts w:ascii="Cascadia Code" w:hAnsi="Cascadia Code" w:cs="Cascadia Code"/>
+          <w:b/>
+          <w:bCs/>
+        </w:rPr>
+        <w:t xml:space="preserve"> y </w:t>
+      </w:r>
+      <w:proofErr w:type="spellStart"/>
+      <w:r>
+        <w:rPr>
+          <w:rFonts w:ascii="Cascadia Code" w:hAnsi="Cascadia Code" w:cs="Cascadia Code"/>
+          <w:b/>
+          <w:bCs/>
+        </w:rPr>
+        <w:t>Vue</w:t>
+      </w:r>
+      <w:proofErr w:type="spellEnd"/>
+      <w:r>
+        <w:rPr>
+          <w:rFonts w:ascii="Cascadia Code" w:hAnsi="Cascadia Code" w:cs="Cascadia Code"/>
+        </w:rPr>
+        <w:t xml:space="preserve"> redefinieron la creación de interfaces de usuario mediante arquitecturas basadas en componentes. Herramientas como </w:t>
+      </w:r>
+      <w:proofErr w:type="spellStart"/>
+      <w:r>
+        <w:rPr>
+          <w:rFonts w:ascii="Cascadia Code" w:hAnsi="Cascadia Code" w:cs="Cascadia Code"/>
+          <w:b/>
+          <w:bCs/>
+        </w:rPr>
+        <w:t>Webpack</w:t>
+      </w:r>
+      <w:proofErr w:type="spellEnd"/>
+      <w:r>
+        <w:rPr>
+          <w:rFonts w:ascii="Cascadia Code" w:hAnsi="Cascadia Code" w:cs="Cascadia Code"/>
+        </w:rPr>
+        <w:t xml:space="preserve">, </w:t>
+      </w:r>
+      <w:r>
+        <w:rPr>
+          <w:rFonts w:ascii="Cascadia Code" w:hAnsi="Cascadia Code" w:cs="Cascadia Code"/>
+          <w:b/>
+          <w:bCs/>
+        </w:rPr>
+        <w:t>Babel</w:t>
+      </w:r>
+      <w:r>
+        <w:rPr>
+          <w:rFonts w:ascii="Cascadia Code" w:hAnsi="Cascadia Code" w:cs="Cascadia Code"/>
+        </w:rPr>
+        <w:t xml:space="preserve"> y </w:t>
+      </w:r>
+      <w:proofErr w:type="spellStart"/>
+      <w:r>
+        <w:rPr>
+          <w:rFonts w:ascii="Cascadia Code" w:hAnsi="Cascadia Code" w:cs="Cascadia Code"/>
+          <w:b/>
+          <w:bCs/>
+        </w:rPr>
+        <w:t>TypeScript</w:t>
+      </w:r>
+      <w:proofErr w:type="spellEnd"/>
+      <w:r>
+        <w:rPr>
+          <w:rFonts w:ascii="Cascadia Code" w:hAnsi="Cascadia Code" w:cs="Cascadia Code"/>
+        </w:rPr>
+        <w:t xml:space="preserve"> mejoraron la escalabilidad, el mantenimiento y la compatibilidad del código, facilitando el desarrollo de aplicaciones complejas a nivel empresarial. Al mismo tiempo, el lenguaje se expandió a otros entornos, incluyendo aplicaciones de escritorio mediante </w:t>
+      </w:r>
+      <w:proofErr w:type="spellStart"/>
+      <w:r>
+        <w:rPr>
+          <w:rFonts w:ascii="Cascadia Code" w:hAnsi="Cascadia Code" w:cs="Cascadia Code"/>
+          <w:b/>
+          <w:bCs/>
+        </w:rPr>
+        <w:t>Electron</w:t>
+      </w:r>
+      <w:proofErr w:type="spellEnd"/>
+      <w:r>
+        <w:rPr>
+          <w:rFonts w:ascii="Cascadia Code" w:hAnsi="Cascadia Code" w:cs="Cascadia Code"/>
+        </w:rPr>
+        <w:t xml:space="preserve"> y arquitecturas sin servidor impulsadas por plataformas en la nube.</w:t>
+      </w:r>
+    </w:p>
+    <w:p>
+      <w:pPr>
+        <w:jc w:val="both"/>
+        <w:rPr>
+          <w:rFonts w:ascii="Cascadia Code" w:hAnsi="Cascadia Code" w:cs="Cascadia Code"/>
+        </w:rPr>
+      </w:pPr>
+      <w:r>
+        <w:rPr>
+          <w:rFonts w:ascii="Cascadia Code" w:hAnsi="Cascadia Code" w:cs="Cascadia Code"/>
+        </w:rPr>
+        <w:t xml:space="preserve">En los últimos años, el ecosistema ha continuado evolucionando hacia un mayor rendimiento, seguridad y estandarización. Nuevos entornos de ejecución como </w:t>
+      </w:r>
+      <w:proofErr w:type="spellStart"/>
+      <w:r>
+        <w:rPr>
+          <w:rFonts w:ascii="Cascadia Code" w:hAnsi="Cascadia Code" w:cs="Cascadia Code"/>
+          <w:b/>
+          <w:bCs/>
+        </w:rPr>
+        <w:t>Deno</w:t>
+      </w:r>
+      <w:proofErr w:type="spellEnd"/>
+      <w:r>
+        <w:rPr>
+          <w:rFonts w:ascii="Cascadia Code" w:hAnsi="Cascadia Code" w:cs="Cascadia Code"/>
+          <w:b/>
+          <w:bCs/>
+        </w:rPr>
+        <w:t xml:space="preserve"> y </w:t>
+      </w:r>
+      <w:proofErr w:type="spellStart"/>
+      <w:r>
+        <w:rPr>
+          <w:rFonts w:ascii="Cascadia Code" w:hAnsi="Cascadia Code" w:cs="Cascadia Code"/>
+          <w:b/>
+          <w:bCs/>
+        </w:rPr>
+        <w:t>Bun</w:t>
+      </w:r>
+      <w:proofErr w:type="spellEnd"/>
+      <w:r>
+        <w:rPr>
+          <w:rFonts w:ascii="Cascadia Code" w:hAnsi="Cascadia Code" w:cs="Cascadia Code"/>
+        </w:rPr>
+        <w:t xml:space="preserve"> proponen alternativas modernas a </w:t>
+      </w:r>
+      <w:r>
+        <w:rPr>
+          <w:rFonts w:ascii="Cascadia Code" w:hAnsi="Cascadia Code" w:cs="Cascadia Code"/>
+          <w:b/>
+          <w:bCs/>
+        </w:rPr>
+        <w:t xml:space="preserve">Node.js, </w:t>
+      </w:r>
+      <w:r>
+        <w:rPr>
+          <w:rFonts w:ascii="Cascadia Code" w:hAnsi="Cascadia Code" w:cs="Cascadia Code"/>
+        </w:rPr>
+        <w:t xml:space="preserve">mientras que </w:t>
+      </w:r>
+      <w:r>
+        <w:rPr>
+          <w:rFonts w:ascii="Cascadia Code" w:hAnsi="Cascadia Code" w:cs="Cascadia Code"/>
+          <w:b/>
+          <w:bCs/>
+        </w:rPr>
+        <w:t>ECMAScript</w:t>
+      </w:r>
+      <w:r>
+        <w:rPr>
+          <w:rFonts w:ascii="Cascadia Code" w:hAnsi="Cascadia Code" w:cs="Cascadia Code"/>
+        </w:rPr>
+        <w:t xml:space="preserve"> mantiene un ciclo de actualizaciones anual que introduce mejoras constantes. El retiro definitivo de tecno</w:t>
+      </w:r>
+      <w:r>
+        <w:rPr>
+          <w:rFonts w:ascii="Cascadia Code" w:hAnsi="Cascadia Code" w:cs="Cascadia Code"/>
+        </w:rPr>
+        <w:lastRenderedPageBreak/>
+        <w:t xml:space="preserve">logías obsoletas como </w:t>
+      </w:r>
+      <w:r>
+        <w:rPr>
+          <w:rFonts w:ascii="Cascadia Code" w:hAnsi="Cascadia Code" w:cs="Cascadia Code"/>
+          <w:b/>
+          <w:bCs/>
+        </w:rPr>
+        <w:t>Flash e Internet</w:t>
+      </w:r>
+      <w:r>
+        <w:rPr>
+          <w:rFonts w:ascii="Cascadia Code" w:hAnsi="Cascadia Code" w:cs="Cascadia Code"/>
+        </w:rPr>
+        <w:t xml:space="preserve"> Explorer simboliza la consolidación de una web moderna, basada en estándares abiertos. Actualmente, JavaScript se mantiene como uno de los lenguajes más influyentes del mundo, con presencia en navegadores, servidores, aplicaciones de escritorio, computación en el borde e incluso sistemas aeroespaciales, y su desarrollo sigue siendo impulsado por una comunidad global y un ecosistema en constante transformación.</w:t>
+      </w:r>
+    </w:p>
+    <w:p>
+      <w:pPr>
+        <w:jc w:val="both"/>
+      </w:pPr>
+    </w:p>
     <w:sectPr>
       <w:pgSz w:w="12240" w:h="15840"/>
       <w:pgMar w:top="1417" w:right="1701" w:bottom="1417" w:left="1701" w:header="708" w:footer="708" w:gutter="0"/>
@@ -616,7 +1247,6 @@
   <w:style w:type="character" w:default="1" w:styleId="Fuentedeprrafopredeter">
     <w:name w:val="Default Paragraph Font"/>
     <w:uiPriority w:val="1"/>
-    <w:semiHidden/>
     <w:unhideWhenUsed/>
   </w:style>
   <w:style w:type="table" w:default="1" w:styleId="Tablanormal">
@@ -928,6 +1558,29 @@
       <w:smallCaps/>
       <w:color w:val="0F4761" w:themeColor="accent1" w:themeShade="BF"/>
       <w:spacing w:val="5"/>
+    </w:rPr>
+  </w:style>
+  <w:style w:type="character" w:styleId="Hipervnculo">
+    <w:name w:val="Hyperlink"/>
+    <w:basedOn w:val="Fuentedeprrafopredeter"/>
+    <w:uiPriority w:val="99"/>
+    <w:unhideWhenUsed/>
+    <w:rsid w:val="000006BC"/>
+    <w:rPr>
+      <w:color w:val="467886" w:themeColor="hyperlink"/>
+      <w:u w:val="single"/>
+    </w:rPr>
+  </w:style>
+  <w:style w:type="character" w:styleId="Mencinsinresolver">
+    <w:name w:val="Unresolved Mention"/>
+    <w:basedOn w:val="Fuentedeprrafopredeter"/>
+    <w:uiPriority w:val="99"/>
+    <w:semiHidden/>
+    <w:unhideWhenUsed/>
+    <w:rsid w:val="000006BC"/>
+    <w:rPr>
+      <w:color w:val="605E5C"/>
+      <w:shd w:val="clear" w:color="auto" w:fill="E1DFDD"/>
     </w:rPr>
   </w:style>
 </w:styles>

--- a/Investigación de JavaScript.docx
+++ b/Investigación de JavaScript.docx
@@ -219,7 +219,14 @@
         <w:rPr>
           <w:rFonts w:ascii="Cascadia Code" w:hAnsi="Cascadia Code" w:cs="Cascadia Code"/>
         </w:rPr>
-        <w:t>, una especificación independiente de los fabricantes. Con ECMAScript 3, publicado en 1999, el lenguaje incorporó características fundamentales como manejo de excepciones, expresiones regulares y nuevos métodos de cadenas, consolidándose como una herramienta viable para el desarrollo web profesional. Paralelamente, el declive de Netscape y la liberación del código del navegador impulsaron el proyecto Mozilla, que fomentó el uso de estándares abiertos y sentó las bases para navegadores modernos como Firefox.</w:t>
+        <w:t xml:space="preserve">, una especificación independiente de los fabricantes. Con ECMAScript 3, publicado en 1999, el lenguaje incorporó características fundamentales como manejo de excepciones, expresiones regulares y nuevos métodos de cadenas, consolidándose como una herramienta viable para el desarrollo web profesional. Paralelamente, el declive de Netscape y la liberación del código del navegador impulsaron </w:t>
+      </w:r>
+      <w:r>
+        <w:rPr>
+          <w:rFonts w:ascii="Cascadia Code" w:hAnsi="Cascadia Code" w:cs="Cascadia Code"/>
+        </w:rPr>
+        <w:lastRenderedPageBreak/>
+        <w:t>el proyecto Mozilla, que fomentó el uso de estándares abiertos y sentó las bases para navegadores modernos como Firefox.</w:t>
       </w:r>
     </w:p>
     <w:p>
@@ -233,7 +240,6 @@
         <w:rPr>
           <w:rFonts w:ascii="Cascadia Code" w:hAnsi="Cascadia Code" w:cs="Cascadia Code"/>
         </w:rPr>
-        <w:lastRenderedPageBreak/>
         <w:t xml:space="preserve">A principios de los años 2000, la introducción de técnicas asíncronas mediante </w:t>
       </w:r>
       <w:proofErr w:type="spellStart"/>
@@ -605,28 +611,28 @@
         <w:rPr>
           <w:rFonts w:ascii="Cascadia Code" w:hAnsi="Cascadia Code" w:cs="Cascadia Code"/>
         </w:rPr>
-        <w:t xml:space="preserve"> mantiene un ciclo de actualizaciones anual que introduce mejoras constantes. El retiro definitivo de tecno</w:t>
+        <w:t xml:space="preserve"> mantiene un ciclo de actualizaciones anual que introduce mejoras constantes. El retiro definitivo de tecnologías obsoletas como </w:t>
+      </w:r>
+      <w:r>
+        <w:rPr>
+          <w:rFonts w:ascii="Cascadia Code" w:hAnsi="Cascadia Code" w:cs="Cascadia Code"/>
+          <w:b/>
+          <w:bCs/>
+        </w:rPr>
+        <w:t>Flash e Internet</w:t>
+      </w:r>
+      <w:r>
+        <w:rPr>
+          <w:rFonts w:ascii="Cascadia Code" w:hAnsi="Cascadia Code" w:cs="Cascadia Code"/>
+        </w:rPr>
+        <w:t xml:space="preserve"> </w:t>
       </w:r>
       <w:r>
         <w:rPr>
           <w:rFonts w:ascii="Cascadia Code" w:hAnsi="Cascadia Code" w:cs="Cascadia Code"/>
         </w:rPr>
         <w:lastRenderedPageBreak/>
-        <w:t xml:space="preserve">logías obsoletas como </w:t>
-      </w:r>
-      <w:r>
-        <w:rPr>
-          <w:rFonts w:ascii="Cascadia Code" w:hAnsi="Cascadia Code" w:cs="Cascadia Code"/>
-          <w:b/>
-          <w:bCs/>
-        </w:rPr>
-        <w:t>Flash e Internet</w:t>
-      </w:r>
-      <w:r>
-        <w:rPr>
-          <w:rFonts w:ascii="Cascadia Code" w:hAnsi="Cascadia Code" w:cs="Cascadia Code"/>
-        </w:rPr>
-        <w:t xml:space="preserve"> Explorer simboliza la consolidación de una web moderna, basada en estándares abiertos. Actualmente, JavaScript se mantiene como uno de los lenguajes más influyentes del mundo, con presencia en navegadores, servidores, aplicaciones de escritorio, computación en el borde e incluso sistemas aeroespaciales, y su desarrollo sigue siendo impulsado por una comunidad global y un ecosistema en constante transformación.</w:t>
+        <w:t>Explorer simboliza la consolidación de una web moderna, basada en estándares abiertos. Actualmente, JavaScript se mantiene como uno de los lenguajes más influyentes del mundo, con presencia en navegadores, servidores, aplicaciones de escritorio, computación en el borde e incluso sistemas aeroespaciales, y su desarrollo sigue siendo impulsado por una comunidad global y un ecosistema en constante transformación.</w:t>
       </w:r>
     </w:p>
     <w:p>
@@ -1247,6 +1253,7 @@
   <w:style w:type="character" w:default="1" w:styleId="Fuentedeprrafopredeter">
     <w:name w:val="Default Paragraph Font"/>
     <w:uiPriority w:val="1"/>
+    <w:semiHidden/>
     <w:unhideWhenUsed/>
   </w:style>
   <w:style w:type="table" w:default="1" w:styleId="Tablanormal">

--- a/Investigación de JavaScript.docx
+++ b/Investigación de JavaScript.docx
@@ -633,6 +633,924 @@
         </w:rPr>
         <w:lastRenderedPageBreak/>
         <w:t>Explorer simboliza la consolidación de una web moderna, basada en estándares abiertos. Actualmente, JavaScript se mantiene como uno de los lenguajes más influyentes del mundo, con presencia en navegadores, servidores, aplicaciones de escritorio, computación en el borde e incluso sistemas aeroespaciales, y su desarrollo sigue siendo impulsado por una comunidad global y un ecosistema en constante transformación.</w:t>
+      </w:r>
+    </w:p>
+    <w:p>
+      <w:pPr>
+        <w:jc w:val="both"/>
+      </w:pPr>
+    </w:p>
+    <w:p>
+      <w:pPr>
+        <w:jc w:val="both"/>
+      </w:pPr>
+    </w:p>
+    <w:p>
+      <w:pPr>
+        <w:jc w:val="both"/>
+      </w:pPr>
+    </w:p>
+    <w:p>
+      <w:pPr>
+        <w:jc w:val="both"/>
+      </w:pPr>
+    </w:p>
+    <w:p>
+      <w:pPr>
+        <w:jc w:val="both"/>
+      </w:pPr>
+    </w:p>
+    <w:p>
+      <w:r>
+        <w:br w:type="page"/>
+      </w:r>
+    </w:p>
+    <w:p>
+      <w:pPr>
+        <w:jc w:val="both"/>
+        <w:rPr>
+          <w:rFonts w:ascii="Cascadia Code" w:hAnsi="Cascadia Code" w:cs="Cascadia Code"/>
+        </w:rPr>
+      </w:pPr>
+      <w:r>
+        <w:rPr>
+          <w:rFonts w:ascii="Cascadia Code" w:hAnsi="Cascadia Code" w:cs="Cascadia Code"/>
+        </w:rPr>
+        <w:lastRenderedPageBreak/>
+        <mc:AlternateContent>
+          <mc:Choice Requires="wps">
+            <w:drawing>
+              <wp:anchor distT="0" distB="0" distL="114300" distR="114300" simplePos="0" relativeHeight="251659264" behindDoc="0" locked="0" layoutInCell="1" allowOverlap="1">
+                <wp:simplePos x="0" y="0"/>
+                <wp:positionH relativeFrom="margin">
+                  <wp:align>center</wp:align>
+                </wp:positionH>
+                <wp:positionV relativeFrom="paragraph">
+                  <wp:posOffset>-697230</wp:posOffset>
+                </wp:positionV>
+                <wp:extent cx="4975225" cy="851535"/>
+                <wp:effectExtent l="0" t="0" r="0" b="0"/>
+                <wp:wrapNone/>
+                <wp:docPr id="1571553101" name="Cuadro de texto 12"/>
+                <wp:cNvGraphicFramePr/>
+                <a:graphic xmlns:a="http://schemas.openxmlformats.org/drawingml/2006/main">
+                  <a:graphicData uri="http://schemas.microsoft.com/office/word/2010/wordprocessingShape">
+                    <wps:wsp>
+                      <wps:cNvSpPr txBox="1"/>
+                      <wps:spPr>
+                        <a:xfrm>
+                          <a:off x="0" y="0"/>
+                          <a:ext cx="4977130" cy="839470"/>
+                        </a:xfrm>
+                        <a:prstGeom prst="rect">
+                          <a:avLst/>
+                        </a:prstGeom>
+                        <a:noFill/>
+                        <a:ln>
+                          <a:noFill/>
+                        </a:ln>
+                      </wps:spPr>
+                      <wps:txbx>
+                        <w:txbxContent>
+                          <w:p>
+                            <w:pPr>
+                              <w:jc w:val="center"/>
+                              <w:rPr>
+                                <w:b/>
+                                <w:color w:val="0F9ED5" w:themeColor="accent4"/>
+                                <w:sz w:val="72"/>
+                                <w:szCs w:val="72"/>
+                                <w:lang w:val="es-MX"/>
+                                <w14:textOutline w14:w="0" w14:cap="flat" w14:cmpd="sng" w14:algn="ctr">
+                                  <w14:noFill/>
+                                  <w14:prstDash w14:val="solid"/>
+                                  <w14:round/>
+                                </w14:textOutline>
+                                <w14:props3d w14:extrusionH="57150" w14:contourW="0" w14:prstMaterial="softEdge">
+                                  <w14:bevelT w14:w="25400" w14:h="38100" w14:prst="circle"/>
+                                </w14:props3d>
+                              </w:rPr>
+                            </w:pPr>
+                            <w:r>
+                              <w:rPr>
+                                <w:b/>
+                                <w:color w:val="0F9ED5" w:themeColor="accent4"/>
+                                <w:sz w:val="72"/>
+                                <w:szCs w:val="72"/>
+                                <w:lang w:val="es-MX"/>
+                                <w14:textOutline w14:w="0" w14:cap="flat" w14:cmpd="sng" w14:algn="ctr">
+                                  <w14:noFill/>
+                                  <w14:prstDash w14:val="solid"/>
+                                  <w14:round/>
+                                </w14:textOutline>
+                                <w14:props3d w14:extrusionH="57150" w14:contourW="0" w14:prstMaterial="softEdge">
+                                  <w14:bevelT w14:w="25400" w14:h="38100" w14:prst="circle"/>
+                                </w14:props3d>
+                              </w:rPr>
+                              <w:t>Variables de JavaScript</w:t>
+                            </w:r>
+                          </w:p>
+                        </w:txbxContent>
+                      </wps:txbx>
+                      <wps:bodyPr rot="0" spcFirstLastPara="0" vertOverflow="clip" horzOverflow="clip" vert="horz" wrap="none" lIns="91440" tIns="45720" rIns="91440" bIns="45720" numCol="1" spcCol="0" rtlCol="0" fromWordArt="0" anchor="t" anchorCtr="0" forceAA="0" compatLnSpc="1">
+                        <a:prstTxWarp prst="textNoShape">
+                          <a:avLst/>
+                        </a:prstTxWarp>
+                        <a:spAutoFit/>
+                        <a:scene3d>
+                          <a:camera prst="orthographicFront"/>
+                          <a:lightRig rig="soft" dir="t">
+                            <a:rot lat="0" lon="0" rev="15600000"/>
+                          </a:lightRig>
+                        </a:scene3d>
+                        <a:sp3d extrusionH="57150" prstMaterial="softEdge">
+                          <a:bevelT w="25400" h="38100"/>
+                        </a:sp3d>
+                      </wps:bodyPr>
+                    </wps:wsp>
+                  </a:graphicData>
+                </a:graphic>
+                <wp14:sizeRelH relativeFrom="page">
+                  <wp14:pctWidth>0</wp14:pctWidth>
+                </wp14:sizeRelH>
+                <wp14:sizeRelV relativeFrom="page">
+                  <wp14:pctHeight>0</wp14:pctHeight>
+                </wp14:sizeRelV>
+              </wp:anchor>
+            </w:drawing>
+          </mc:Choice>
+          <mc:Fallback>
+            <w:pict>
+              <v:shapetype id="_x0000_t202" coordsize="21600,21600" o:spt="202" path="m,l,21600r21600,l21600,xe">
+                <v:stroke joinstyle="miter"/>
+                <v:path gradientshapeok="t" o:connecttype="rect"/>
+              </v:shapetype>
+              <v:shape id="Cuadro de texto 12" o:spid="_x0000_s1026" type="#_x0000_t202" style="position:absolute;left:0;text-align:left;margin-left:0;margin-top:-54.9pt;width:391.75pt;height:67.05pt;z-index:251659264;visibility:visible;mso-wrap-style:none;mso-width-percent:0;mso-height-percent:0;mso-wrap-distance-left:9pt;mso-wrap-distance-top:0;mso-wrap-distance-right:9pt;mso-wrap-distance-bottom:0;mso-position-horizontal:center;mso-position-horizontal-relative:margin;mso-position-vertical:absolute;mso-position-vertical-relative:text;mso-width-percent:0;mso-height-percent:0;mso-width-relative:page;mso-height-relative:page;v-text-anchor:top" o:gfxdata="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" filled="f" stroked="f">
+                <v:textbox style="mso-fit-shape-to-text:t">
+                  <w:txbxContent>
+                    <w:p>
+                      <w:pPr>
+                        <w:jc w:val="center"/>
+                        <w:rPr>
+                          <w:b/>
+                          <w:color w:val="0F9ED5" w:themeColor="accent4"/>
+                          <w:sz w:val="72"/>
+                          <w:szCs w:val="72"/>
+                          <w:lang w:val="es-MX"/>
+                          <w14:textOutline w14:w="0" w14:cap="flat" w14:cmpd="sng" w14:algn="ctr">
+                            <w14:noFill/>
+                            <w14:prstDash w14:val="solid"/>
+                            <w14:round/>
+                          </w14:textOutline>
+                          <w14:props3d w14:extrusionH="57150" w14:contourW="0" w14:prstMaterial="softEdge">
+                            <w14:bevelT w14:w="25400" w14:h="38100" w14:prst="circle"/>
+                          </w14:props3d>
+                        </w:rPr>
+                      </w:pPr>
+                      <w:r>
+                        <w:rPr>
+                          <w:b/>
+                          <w:color w:val="0F9ED5" w:themeColor="accent4"/>
+                          <w:sz w:val="72"/>
+                          <w:szCs w:val="72"/>
+                          <w:lang w:val="es-MX"/>
+                          <w14:textOutline w14:w="0" w14:cap="flat" w14:cmpd="sng" w14:algn="ctr">
+                            <w14:noFill/>
+                            <w14:prstDash w14:val="solid"/>
+                            <w14:round/>
+                          </w14:textOutline>
+                          <w14:props3d w14:extrusionH="57150" w14:contourW="0" w14:prstMaterial="softEdge">
+                            <w14:bevelT w14:w="25400" w14:h="38100" w14:prst="circle"/>
+                          </w14:props3d>
+                        </w:rPr>
+                        <w:t>Variables de JavaScript</w:t>
+                      </w:r>
+                    </w:p>
+                  </w:txbxContent>
+                </v:textbox>
+                <w10:wrap anchorx="margin"/>
+              </v:shape>
+            </w:pict>
+          </mc:Fallback>
+        </mc:AlternateContent>
+      </w:r>
+      <w:r>
+        <w:rPr>
+          <w:rFonts w:ascii="Cascadia Code" w:hAnsi="Cascadia Code" w:cs="Cascadia Code"/>
+        </w:rPr>
+        <w:t>Las variables en cualquier lenguaje, son un lugar vacío en el que podemos guardar valores para luego utilizarlos. Existen varios tipos, como; numéricos, booleanos, etc.</w:t>
+      </w:r>
+    </w:p>
+    <w:p>
+      <w:pPr>
+        <w:jc w:val="both"/>
+        <w:rPr>
+          <w:rFonts w:ascii="Cascadia Code" w:hAnsi="Cascadia Code" w:cs="Cascadia Code"/>
+        </w:rPr>
+      </w:pPr>
+      <w:r>
+        <w:rPr>
+          <w:rFonts w:ascii="Cascadia Code" w:hAnsi="Cascadia Code" w:cs="Cascadia Code"/>
+        </w:rPr>
+        <mc:AlternateContent>
+          <mc:Choice Requires="wps">
+            <w:drawing>
+              <wp:anchor distT="0" distB="0" distL="114300" distR="114300" simplePos="0" relativeHeight="251660288" behindDoc="0" locked="0" layoutInCell="1" allowOverlap="1">
+                <wp:simplePos x="0" y="0"/>
+                <wp:positionH relativeFrom="margin">
+                  <wp:posOffset>-143124</wp:posOffset>
+                </wp:positionH>
+                <wp:positionV relativeFrom="paragraph">
+                  <wp:posOffset>1105121</wp:posOffset>
+                </wp:positionV>
+                <wp:extent cx="4453890" cy="671830"/>
+                <wp:effectExtent l="0" t="0" r="0" b="6985"/>
+                <wp:wrapNone/>
+                <wp:docPr id="799719071" name="Cuadro de texto 11"/>
+                <wp:cNvGraphicFramePr/>
+                <a:graphic xmlns:a="http://schemas.openxmlformats.org/drawingml/2006/main">
+                  <a:graphicData uri="http://schemas.microsoft.com/office/word/2010/wordprocessingShape">
+                    <wps:wsp>
+                      <wps:cNvSpPr txBox="1"/>
+                      <wps:spPr>
+                        <a:xfrm>
+                          <a:off x="0" y="0"/>
+                          <a:ext cx="4453890" cy="671830"/>
+                        </a:xfrm>
+                        <a:prstGeom prst="rect">
+                          <a:avLst/>
+                        </a:prstGeom>
+                        <a:noFill/>
+                        <a:ln>
+                          <a:noFill/>
+                        </a:ln>
+                      </wps:spPr>
+                      <wps:txbx>
+                        <w:txbxContent>
+                          <w:p>
+                            <w:pPr>
+                              <w:jc w:val="center"/>
+                              <w:rPr>
+                                <w:b/>
+                                <w:color w:val="0F9ED5" w:themeColor="accent4"/>
+                                <w:sz w:val="52"/>
+                                <w:szCs w:val="52"/>
+                                <w:lang w:val="es-MX"/>
+                                <w14:textOutline w14:w="0" w14:cap="flat" w14:cmpd="sng" w14:algn="ctr">
+                                  <w14:noFill/>
+                                  <w14:prstDash w14:val="solid"/>
+                                  <w14:round/>
+                                </w14:textOutline>
+                                <w14:props3d w14:extrusionH="57150" w14:contourW="0" w14:prstMaterial="softEdge">
+                                  <w14:bevelT w14:w="25400" w14:h="38100" w14:prst="circle"/>
+                                </w14:props3d>
+                              </w:rPr>
+                            </w:pPr>
+                            <w:r>
+                              <w:rPr>
+                                <w:b/>
+                                <w:color w:val="0F9ED5" w:themeColor="accent4"/>
+                                <w:sz w:val="52"/>
+                                <w:szCs w:val="52"/>
+                                <w:lang w:val="es-MX"/>
+                                <w14:textOutline w14:w="0" w14:cap="flat" w14:cmpd="sng" w14:algn="ctr">
+                                  <w14:noFill/>
+                                  <w14:prstDash w14:val="solid"/>
+                                  <w14:round/>
+                                </w14:textOutline>
+                                <w14:props3d w14:extrusionH="57150" w14:contourW="0" w14:prstMaterial="softEdge">
+                                  <w14:bevelT w14:w="25400" w14:h="38100" w14:prst="circle"/>
+                                </w14:props3d>
+                              </w:rPr>
+                              <w:t>¿Cómo las podemos definir?</w:t>
+                            </w:r>
+                          </w:p>
+                        </w:txbxContent>
+                      </wps:txbx>
+                      <wps:bodyPr rot="0" spcFirstLastPara="0" vertOverflow="clip" horzOverflow="clip" vert="horz" wrap="none" lIns="91440" tIns="45720" rIns="91440" bIns="45720" numCol="1" spcCol="0" rtlCol="0" fromWordArt="0" anchor="t" anchorCtr="0" forceAA="0" compatLnSpc="1">
+                        <a:prstTxWarp prst="textNoShape">
+                          <a:avLst/>
+                        </a:prstTxWarp>
+                        <a:spAutoFit/>
+                        <a:scene3d>
+                          <a:camera prst="orthographicFront"/>
+                          <a:lightRig rig="soft" dir="t">
+                            <a:rot lat="0" lon="0" rev="15600000"/>
+                          </a:lightRig>
+                        </a:scene3d>
+                        <a:sp3d extrusionH="57150" prstMaterial="softEdge">
+                          <a:bevelT w="25400" h="38100"/>
+                        </a:sp3d>
+                      </wps:bodyPr>
+                    </wps:wsp>
+                  </a:graphicData>
+                </a:graphic>
+                <wp14:sizeRelH relativeFrom="page">
+                  <wp14:pctWidth>0</wp14:pctWidth>
+                </wp14:sizeRelH>
+                <wp14:sizeRelV relativeFrom="page">
+                  <wp14:pctHeight>0</wp14:pctHeight>
+                </wp14:sizeRelV>
+              </wp:anchor>
+            </w:drawing>
+          </mc:Choice>
+          <mc:Fallback>
+            <w:pict>
+              <v:shape id="Cuadro de texto 11" o:spid="_x0000_s1027" type="#_x0000_t202" style="position:absolute;left:0;text-align:left;margin-left:-11.25pt;margin-top:87pt;width:350.7pt;height:52.9pt;z-index:251660288;visibility:visible;mso-wrap-style:none;mso-width-percent:0;mso-height-percent:0;mso-wrap-distance-left:9pt;mso-wrap-distance-top:0;mso-wrap-distance-right:9pt;mso-wrap-distance-bottom:0;mso-position-horizontal:absolute;mso-position-horizontal-relative:margin;mso-position-vertical:absolute;mso-position-vertical-relative:text;mso-width-percent:0;mso-height-percent:0;mso-width-relative:page;mso-height-relative:page;v-text-anchor:top" o:gfxdata="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" filled="f" stroked="f">
+                <v:textbox style="mso-fit-shape-to-text:t">
+                  <w:txbxContent>
+                    <w:p>
+                      <w:pPr>
+                        <w:jc w:val="center"/>
+                        <w:rPr>
+                          <w:b/>
+                          <w:color w:val="0F9ED5" w:themeColor="accent4"/>
+                          <w:sz w:val="52"/>
+                          <w:szCs w:val="52"/>
+                          <w:lang w:val="es-MX"/>
+                          <w14:textOutline w14:w="0" w14:cap="flat" w14:cmpd="sng" w14:algn="ctr">
+                            <w14:noFill/>
+                            <w14:prstDash w14:val="solid"/>
+                            <w14:round/>
+                          </w14:textOutline>
+                          <w14:props3d w14:extrusionH="57150" w14:contourW="0" w14:prstMaterial="softEdge">
+                            <w14:bevelT w14:w="25400" w14:h="38100" w14:prst="circle"/>
+                          </w14:props3d>
+                        </w:rPr>
+                      </w:pPr>
+                      <w:r>
+                        <w:rPr>
+                          <w:b/>
+                          <w:color w:val="0F9ED5" w:themeColor="accent4"/>
+                          <w:sz w:val="52"/>
+                          <w:szCs w:val="52"/>
+                          <w:lang w:val="es-MX"/>
+                          <w14:textOutline w14:w="0" w14:cap="flat" w14:cmpd="sng" w14:algn="ctr">
+                            <w14:noFill/>
+                            <w14:prstDash w14:val="solid"/>
+                            <w14:round/>
+                          </w14:textOutline>
+                          <w14:props3d w14:extrusionH="57150" w14:contourW="0" w14:prstMaterial="softEdge">
+                            <w14:bevelT w14:w="25400" w14:h="38100" w14:prst="circle"/>
+                          </w14:props3d>
+                        </w:rPr>
+                        <w:t>¿Cómo las podemos definir?</w:t>
+                      </w:r>
+                    </w:p>
+                  </w:txbxContent>
+                </v:textbox>
+                <w10:wrap anchorx="margin"/>
+              </v:shape>
+            </w:pict>
+          </mc:Fallback>
+        </mc:AlternateContent>
+      </w:r>
+      <w:r>
+        <w:rPr>
+          <w:rFonts w:ascii="Cascadia Code" w:hAnsi="Cascadia Code" w:cs="Cascadia Code"/>
+        </w:rPr>
+        <w:t xml:space="preserve">Todos son muy importantes y debemos ser organizados al respecto, si no lo somos, podríamos tener conflictos con nombres y con el orden de ellas que pueden afectar nuestro trabajo a largo plazo y confundir su legibilidad. A continuación, algunos ejemplos de cómo poder definirlos correctamente y de su tipo. </w:t>
+      </w:r>
+    </w:p>
+    <w:p>
+      <w:pPr>
+        <w:jc w:val="both"/>
+        <w:rPr>
+          <w:rFonts w:ascii="Cascadia Code" w:hAnsi="Cascadia Code" w:cs="Cascadia Code"/>
+        </w:rPr>
+      </w:pPr>
+    </w:p>
+    <w:p>
+      <w:pPr>
+        <w:jc w:val="both"/>
+        <w:rPr>
+          <w:rFonts w:ascii="Cascadia Code" w:hAnsi="Cascadia Code" w:cs="Cascadia Code"/>
+        </w:rPr>
+      </w:pPr>
+    </w:p>
+    <w:p>
+      <w:pPr>
+        <w:jc w:val="both"/>
+        <w:rPr>
+          <w:rFonts w:ascii="Cascadia Code" w:hAnsi="Cascadia Code" w:cs="Cascadia Code"/>
+        </w:rPr>
+      </w:pPr>
+      <w:r>
+        <w:rPr>
+          <w:rFonts w:ascii="Cascadia Code" w:hAnsi="Cascadia Code" w:cs="Cascadia Code"/>
+        </w:rPr>
+        <w:t xml:space="preserve">Para poder definirlas, debemos usar palabras clave las cuales son importantes para la correcta asignación: </w:t>
+      </w:r>
+    </w:p>
+    <w:p>
+      <w:pPr>
+        <w:jc w:val="both"/>
+        <w:rPr>
+          <w:rFonts w:ascii="Cascadia Code" w:hAnsi="Cascadia Code" w:cs="Cascadia Code"/>
+        </w:rPr>
+      </w:pPr>
+    </w:p>
+    <w:p>
+      <w:pPr>
+        <w:jc w:val="both"/>
+        <w:rPr>
+          <w:rFonts w:ascii="Cascadia Code" w:hAnsi="Cascadia Code" w:cs="Cascadia Code"/>
+        </w:rPr>
+      </w:pPr>
+      <w:r>
+        <w:rPr>
+          <w:rFonts w:ascii="Cascadia Code" w:hAnsi="Cascadia Code" w:cs="Cascadia Code"/>
+        </w:rPr>
+        <w:t xml:space="preserve">1. </w:t>
+      </w:r>
+      <w:proofErr w:type="spellStart"/>
+      <w:r>
+        <w:rPr>
+          <w:rFonts w:ascii="Cascadia Code" w:hAnsi="Cascadia Code" w:cs="Cascadia Code"/>
+        </w:rPr>
+        <w:t>Const</w:t>
+      </w:r>
+      <w:proofErr w:type="spellEnd"/>
+      <w:r>
+        <w:rPr>
+          <w:rFonts w:ascii="Cascadia Code" w:hAnsi="Cascadia Code" w:cs="Cascadia Code"/>
+        </w:rPr>
+        <w:t>: esta palabra define variables constantes es decir que no podemos cambiar su contenido.</w:t>
+      </w:r>
+    </w:p>
+    <w:p>
+      <w:pPr>
+        <w:jc w:val="both"/>
+        <w:rPr>
+          <w:rFonts w:ascii="Cascadia Code" w:hAnsi="Cascadia Code" w:cs="Cascadia Code"/>
+        </w:rPr>
+      </w:pPr>
+      <w:r>
+        <w:rPr>
+          <w:rFonts w:ascii="Cascadia Code" w:hAnsi="Cascadia Code" w:cs="Cascadia Code"/>
+        </w:rPr>
+        <w:t xml:space="preserve">2. </w:t>
+      </w:r>
+      <w:proofErr w:type="spellStart"/>
+      <w:r>
+        <w:rPr>
+          <w:rFonts w:ascii="Cascadia Code" w:hAnsi="Cascadia Code" w:cs="Cascadia Code"/>
+        </w:rPr>
+        <w:t>let</w:t>
+      </w:r>
+      <w:proofErr w:type="spellEnd"/>
+      <w:r>
+        <w:rPr>
+          <w:rFonts w:ascii="Cascadia Code" w:hAnsi="Cascadia Code" w:cs="Cascadia Code"/>
+        </w:rPr>
+        <w:t>: Define variables locales con alcance de bloque, permitiendo reasignación.</w:t>
+      </w:r>
+    </w:p>
+    <w:p>
+      <w:pPr>
+        <w:jc w:val="both"/>
+        <w:rPr>
+          <w:rFonts w:ascii="Cascadia Code" w:hAnsi="Cascadia Code" w:cs="Cascadia Code"/>
+        </w:rPr>
+      </w:pPr>
+      <w:r>
+        <w:rPr>
+          <w:rFonts w:ascii="Cascadia Code" w:hAnsi="Cascadia Code" w:cs="Cascadia Code"/>
+        </w:rPr>
+        <w:t xml:space="preserve">3. </w:t>
+      </w:r>
+      <w:proofErr w:type="spellStart"/>
+      <w:r>
+        <w:rPr>
+          <w:rFonts w:ascii="Cascadia Code" w:hAnsi="Cascadia Code" w:cs="Cascadia Code"/>
+        </w:rPr>
+        <w:t>var</w:t>
+      </w:r>
+      <w:proofErr w:type="spellEnd"/>
+      <w:r>
+        <w:rPr>
+          <w:rFonts w:ascii="Cascadia Code" w:hAnsi="Cascadia Code" w:cs="Cascadia Code"/>
+        </w:rPr>
+        <w:t>: es la forma tradicional de asignar variables.</w:t>
+      </w:r>
+    </w:p>
+    <w:p>
+      <w:pPr>
+        <w:jc w:val="both"/>
+        <w:rPr>
+          <w:rFonts w:ascii="Cascadia Code" w:hAnsi="Cascadia Code" w:cs="Cascadia Code"/>
+        </w:rPr>
+      </w:pPr>
+      <w:r>
+        <w:rPr>
+          <w:rFonts w:ascii="Cascadia Code" w:hAnsi="Cascadia Code" w:cs="Cascadia Code"/>
+        </w:rPr>
+        <mc:AlternateContent>
+          <mc:Choice Requires="wps">
+            <w:drawing>
+              <wp:anchor distT="0" distB="0" distL="114300" distR="114300" simplePos="0" relativeHeight="251661312" behindDoc="0" locked="0" layoutInCell="1" allowOverlap="1">
+                <wp:simplePos x="0" y="0"/>
+                <wp:positionH relativeFrom="margin">
+                  <wp:align>left</wp:align>
+                </wp:positionH>
+                <wp:positionV relativeFrom="paragraph">
+                  <wp:posOffset>91440</wp:posOffset>
+                </wp:positionV>
+                <wp:extent cx="2446020" cy="671830"/>
+                <wp:effectExtent l="0" t="0" r="0" b="6985"/>
+                <wp:wrapNone/>
+                <wp:docPr id="2030309657" name="Cuadro de texto 10"/>
+                <wp:cNvGraphicFramePr/>
+                <a:graphic xmlns:a="http://schemas.openxmlformats.org/drawingml/2006/main">
+                  <a:graphicData uri="http://schemas.microsoft.com/office/word/2010/wordprocessingShape">
+                    <wps:wsp>
+                      <wps:cNvSpPr txBox="1"/>
+                      <wps:spPr>
+                        <a:xfrm>
+                          <a:off x="0" y="0"/>
+                          <a:ext cx="2445385" cy="659765"/>
+                        </a:xfrm>
+                        <a:prstGeom prst="rect">
+                          <a:avLst/>
+                        </a:prstGeom>
+                        <a:noFill/>
+                        <a:ln>
+                          <a:noFill/>
+                        </a:ln>
+                      </wps:spPr>
+                      <wps:txbx>
+                        <w:txbxContent>
+                          <w:p>
+                            <w:pPr>
+                              <w:jc w:val="center"/>
+                              <w:rPr>
+                                <w:b/>
+                                <w:color w:val="0F9ED5" w:themeColor="accent4"/>
+                                <w:sz w:val="52"/>
+                                <w:szCs w:val="52"/>
+                                <w:lang w:val="es-MX"/>
+                                <w14:textOutline w14:w="0" w14:cap="flat" w14:cmpd="sng" w14:algn="ctr">
+                                  <w14:noFill/>
+                                  <w14:prstDash w14:val="solid"/>
+                                  <w14:round/>
+                                </w14:textOutline>
+                                <w14:props3d w14:extrusionH="57150" w14:contourW="0" w14:prstMaterial="softEdge">
+                                  <w14:bevelT w14:w="25400" w14:h="38100" w14:prst="circle"/>
+                                </w14:props3d>
+                              </w:rPr>
+                            </w:pPr>
+                            <w:r>
+                              <w:rPr>
+                                <w:b/>
+                                <w:color w:val="0F9ED5" w:themeColor="accent4"/>
+                                <w:sz w:val="52"/>
+                                <w:szCs w:val="52"/>
+                                <w:lang w:val="es-MX"/>
+                                <w14:textOutline w14:w="0" w14:cap="flat" w14:cmpd="sng" w14:algn="ctr">
+                                  <w14:noFill/>
+                                  <w14:prstDash w14:val="solid"/>
+                                  <w14:round/>
+                                </w14:textOutline>
+                                <w14:props3d w14:extrusionH="57150" w14:contourW="0" w14:prstMaterial="softEdge">
+                                  <w14:bevelT w14:w="25400" w14:h="38100" w14:prst="circle"/>
+                                </w14:props3d>
+                              </w:rPr>
+                              <w:t>Tipos de datos:</w:t>
+                            </w:r>
+                          </w:p>
+                        </w:txbxContent>
+                      </wps:txbx>
+                      <wps:bodyPr rot="0" spcFirstLastPara="0" vertOverflow="clip" horzOverflow="clip" vert="horz" wrap="none" lIns="91440" tIns="45720" rIns="91440" bIns="45720" numCol="1" spcCol="0" rtlCol="0" fromWordArt="0" anchor="t" anchorCtr="0" forceAA="0" compatLnSpc="1">
+                        <a:prstTxWarp prst="textNoShape">
+                          <a:avLst/>
+                        </a:prstTxWarp>
+                        <a:spAutoFit/>
+                        <a:scene3d>
+                          <a:camera prst="orthographicFront"/>
+                          <a:lightRig rig="soft" dir="t">
+                            <a:rot lat="0" lon="0" rev="15600000"/>
+                          </a:lightRig>
+                        </a:scene3d>
+                        <a:sp3d extrusionH="57150" prstMaterial="softEdge">
+                          <a:bevelT w="25400" h="38100"/>
+                        </a:sp3d>
+                      </wps:bodyPr>
+                    </wps:wsp>
+                  </a:graphicData>
+                </a:graphic>
+                <wp14:sizeRelH relativeFrom="page">
+                  <wp14:pctWidth>0</wp14:pctWidth>
+                </wp14:sizeRelH>
+                <wp14:sizeRelV relativeFrom="page">
+                  <wp14:pctHeight>0</wp14:pctHeight>
+                </wp14:sizeRelV>
+              </wp:anchor>
+            </w:drawing>
+          </mc:Choice>
+          <mc:Fallback>
+            <w:pict>
+              <v:shape id="Cuadro de texto 10" o:spid="_x0000_s1028" type="#_x0000_t202" style="position:absolute;left:0;text-align:left;margin-left:0;margin-top:7.2pt;width:192.6pt;height:52.9pt;z-index:251661312;visibility:visible;mso-wrap-style:none;mso-width-percent:0;mso-height-percent:0;mso-wrap-distance-left:9pt;mso-wrap-distance-top:0;mso-wrap-distance-right:9pt;mso-wrap-distance-bottom:0;mso-position-horizontal:left;mso-position-horizontal-relative:margin;mso-position-vertical:absolute;mso-position-vertical-relative:text;mso-width-percent:0;mso-height-percent:0;mso-width-relative:page;mso-height-relative:page;v-text-anchor:top" o:gfxdata="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" filled="f" stroked="f">
+                <v:textbox style="mso-fit-shape-to-text:t">
+                  <w:txbxContent>
+                    <w:p>
+                      <w:pPr>
+                        <w:jc w:val="center"/>
+                        <w:rPr>
+                          <w:b/>
+                          <w:color w:val="0F9ED5" w:themeColor="accent4"/>
+                          <w:sz w:val="52"/>
+                          <w:szCs w:val="52"/>
+                          <w:lang w:val="es-MX"/>
+                          <w14:textOutline w14:w="0" w14:cap="flat" w14:cmpd="sng" w14:algn="ctr">
+                            <w14:noFill/>
+                            <w14:prstDash w14:val="solid"/>
+                            <w14:round/>
+                          </w14:textOutline>
+                          <w14:props3d w14:extrusionH="57150" w14:contourW="0" w14:prstMaterial="softEdge">
+                            <w14:bevelT w14:w="25400" w14:h="38100" w14:prst="circle"/>
+                          </w14:props3d>
+                        </w:rPr>
+                      </w:pPr>
+                      <w:r>
+                        <w:rPr>
+                          <w:b/>
+                          <w:color w:val="0F9ED5" w:themeColor="accent4"/>
+                          <w:sz w:val="52"/>
+                          <w:szCs w:val="52"/>
+                          <w:lang w:val="es-MX"/>
+                          <w14:textOutline w14:w="0" w14:cap="flat" w14:cmpd="sng" w14:algn="ctr">
+                            <w14:noFill/>
+                            <w14:prstDash w14:val="solid"/>
+                            <w14:round/>
+                          </w14:textOutline>
+                          <w14:props3d w14:extrusionH="57150" w14:contourW="0" w14:prstMaterial="softEdge">
+                            <w14:bevelT w14:w="25400" w14:h="38100" w14:prst="circle"/>
+                          </w14:props3d>
+                        </w:rPr>
+                        <w:t>Tipos de datos:</w:t>
+                      </w:r>
+                    </w:p>
+                  </w:txbxContent>
+                </v:textbox>
+                <w10:wrap anchorx="margin"/>
+              </v:shape>
+            </w:pict>
+          </mc:Fallback>
+        </mc:AlternateContent>
+      </w:r>
+    </w:p>
+    <w:p>
+      <w:pPr>
+        <w:jc w:val="both"/>
+        <w:rPr>
+          <w:rFonts w:ascii="Cascadia Code" w:hAnsi="Cascadia Code" w:cs="Cascadia Code"/>
+        </w:rPr>
+      </w:pPr>
+    </w:p>
+    <w:p>
+      <w:pPr>
+        <w:jc w:val="both"/>
+        <w:rPr>
+          <w:rFonts w:ascii="Cascadia Code" w:hAnsi="Cascadia Code" w:cs="Cascadia Code"/>
+        </w:rPr>
+      </w:pPr>
+      <w:r>
+        <w:rPr>
+          <w:rFonts w:ascii="Cascadia Code" w:hAnsi="Cascadia Code" w:cs="Cascadia Code"/>
+        </w:rPr>
+        <w:t xml:space="preserve">1. </w:t>
+      </w:r>
+      <w:proofErr w:type="spellStart"/>
+      <w:r>
+        <w:rPr>
+          <w:rFonts w:ascii="Cascadia Code" w:hAnsi="Cascadia Code" w:cs="Cascadia Code"/>
+        </w:rPr>
+        <w:t>Number</w:t>
+      </w:r>
+      <w:proofErr w:type="spellEnd"/>
+      <w:r>
+        <w:rPr>
+          <w:rFonts w:ascii="Cascadia Code" w:hAnsi="Cascadia Code" w:cs="Cascadia Code"/>
+        </w:rPr>
+        <w:t>: contiene números enteros y decimales.</w:t>
+      </w:r>
+    </w:p>
+    <w:p>
+      <w:pPr>
+        <w:jc w:val="both"/>
+        <w:rPr>
+          <w:rFonts w:ascii="Cascadia Code" w:hAnsi="Cascadia Code" w:cs="Cascadia Code"/>
+        </w:rPr>
+      </w:pPr>
+      <w:r>
+        <w:rPr>
+          <w:rFonts w:ascii="Cascadia Code" w:hAnsi="Cascadia Code" w:cs="Cascadia Code"/>
+        </w:rPr>
+        <w:t xml:space="preserve">2. </w:t>
+      </w:r>
+      <w:proofErr w:type="spellStart"/>
+      <w:r>
+        <w:rPr>
+          <w:rFonts w:ascii="Cascadia Code" w:hAnsi="Cascadia Code" w:cs="Cascadia Code"/>
+        </w:rPr>
+        <w:t>String</w:t>
+      </w:r>
+      <w:proofErr w:type="spellEnd"/>
+      <w:r>
+        <w:rPr>
+          <w:rFonts w:ascii="Cascadia Code" w:hAnsi="Cascadia Code" w:cs="Cascadia Code"/>
+        </w:rPr>
+        <w:t>: contiene cadenas de texto.</w:t>
+      </w:r>
+    </w:p>
+    <w:p>
+      <w:pPr>
+        <w:jc w:val="both"/>
+        <w:rPr>
+          <w:rFonts w:ascii="Cascadia Code" w:hAnsi="Cascadia Code" w:cs="Cascadia Code"/>
+        </w:rPr>
+      </w:pPr>
+      <w:r>
+        <w:rPr>
+          <w:rFonts w:ascii="Cascadia Code" w:hAnsi="Cascadia Code" w:cs="Cascadia Code"/>
+        </w:rPr>
+        <w:t xml:space="preserve">3. </w:t>
+      </w:r>
+      <w:proofErr w:type="spellStart"/>
+      <w:r>
+        <w:rPr>
+          <w:rFonts w:ascii="Cascadia Code" w:hAnsi="Cascadia Code" w:cs="Cascadia Code"/>
+        </w:rPr>
+        <w:t>Boolean</w:t>
+      </w:r>
+      <w:proofErr w:type="spellEnd"/>
+      <w:r>
+        <w:rPr>
+          <w:rFonts w:ascii="Cascadia Code" w:hAnsi="Cascadia Code" w:cs="Cascadia Code"/>
+        </w:rPr>
+        <w:t>: Contiene valores lógicos, verdadero y falso.</w:t>
+      </w:r>
+    </w:p>
+    <w:p>
+      <w:pPr>
+        <w:jc w:val="both"/>
+        <w:rPr>
+          <w:rFonts w:ascii="Cascadia Code" w:hAnsi="Cascadia Code" w:cs="Cascadia Code"/>
+        </w:rPr>
+      </w:pPr>
+      <w:r>
+        <w:rPr>
+          <w:rFonts w:ascii="Cascadia Code" w:hAnsi="Cascadia Code" w:cs="Cascadia Code"/>
+        </w:rPr>
+        <w:t xml:space="preserve">4. </w:t>
+      </w:r>
+      <w:proofErr w:type="spellStart"/>
+      <w:r>
+        <w:rPr>
+          <w:rFonts w:ascii="Cascadia Code" w:hAnsi="Cascadia Code" w:cs="Cascadia Code"/>
+        </w:rPr>
+        <w:t>Undefined</w:t>
+      </w:r>
+      <w:proofErr w:type="spellEnd"/>
+      <w:r>
+        <w:rPr>
+          <w:rFonts w:ascii="Cascadia Code" w:hAnsi="Cascadia Code" w:cs="Cascadia Code"/>
+        </w:rPr>
+        <w:t>: Es una variable declarada pero no inicializada</w:t>
+      </w:r>
+    </w:p>
+    <w:p>
+      <w:pPr>
+        <w:jc w:val="both"/>
+        <w:rPr>
+          <w:rFonts w:ascii="Cascadia Code" w:hAnsi="Cascadia Code" w:cs="Cascadia Code"/>
+        </w:rPr>
+      </w:pPr>
+      <w:r>
+        <w:rPr>
+          <w:rFonts w:ascii="Cascadia Code" w:hAnsi="Cascadia Code" w:cs="Cascadia Code"/>
+        </w:rPr>
+        <w:t xml:space="preserve">5. </w:t>
+      </w:r>
+      <w:proofErr w:type="spellStart"/>
+      <w:r>
+        <w:rPr>
+          <w:rFonts w:ascii="Cascadia Code" w:hAnsi="Cascadia Code" w:cs="Cascadia Code"/>
+        </w:rPr>
+        <w:t>Null</w:t>
+      </w:r>
+      <w:proofErr w:type="spellEnd"/>
+      <w:r>
+        <w:rPr>
+          <w:rFonts w:ascii="Cascadia Code" w:hAnsi="Cascadia Code" w:cs="Cascadia Code"/>
+        </w:rPr>
+        <w:t>: Es un valor nulo</w:t>
+      </w:r>
+    </w:p>
+    <w:p>
+      <w:pPr>
+        <w:jc w:val="both"/>
+        <w:rPr>
+          <w:rFonts w:ascii="Cascadia Code" w:hAnsi="Cascadia Code" w:cs="Cascadia Code"/>
+        </w:rPr>
+      </w:pPr>
+      <w:r>
+        <w:rPr>
+          <w:rFonts w:ascii="Cascadia Code" w:hAnsi="Cascadia Code" w:cs="Cascadia Code"/>
+        </w:rPr>
+        <w:t xml:space="preserve">6.BigInt: Contiene valores numéricos mayores a los del tipo </w:t>
+      </w:r>
+      <w:proofErr w:type="spellStart"/>
+      <w:r>
+        <w:rPr>
+          <w:rFonts w:ascii="Cascadia Code" w:hAnsi="Cascadia Code" w:cs="Cascadia Code"/>
+        </w:rPr>
+        <w:t>Number</w:t>
+      </w:r>
+      <w:proofErr w:type="spellEnd"/>
+    </w:p>
+    <w:p>
+      <w:pPr>
+        <w:jc w:val="both"/>
+        <w:rPr>
+          <w:rFonts w:ascii="Cascadia Code" w:hAnsi="Cascadia Code" w:cs="Cascadia Code"/>
+        </w:rPr>
+      </w:pPr>
+      <w:r>
+        <w:rPr>
+          <w:rFonts w:ascii="Cascadia Code" w:hAnsi="Cascadia Code" w:cs="Cascadia Code"/>
+        </w:rPr>
+        <w:t xml:space="preserve">7. Symbol: Son valores </w:t>
+      </w:r>
+      <w:proofErr w:type="spellStart"/>
+      <w:r>
+        <w:rPr>
+          <w:rFonts w:ascii="Cascadia Code" w:hAnsi="Cascadia Code" w:cs="Cascadia Code"/>
+        </w:rPr>
+        <w:t>Unicos</w:t>
+      </w:r>
+      <w:proofErr w:type="spellEnd"/>
+      <w:r>
+        <w:rPr>
+          <w:rFonts w:ascii="Cascadia Code" w:hAnsi="Cascadia Code" w:cs="Cascadia Code"/>
+        </w:rPr>
+        <w:t xml:space="preserve"> e inmutables.</w:t>
+      </w:r>
+    </w:p>
+    <w:p>
+      <w:pPr>
+        <w:jc w:val="both"/>
+        <w:rPr>
+          <w:rFonts w:ascii="Cascadia Code" w:hAnsi="Cascadia Code" w:cs="Cascadia Code"/>
+          <w:sz w:val="28"/>
+          <w:szCs w:val="28"/>
+        </w:rPr>
+      </w:pPr>
+      <w:r>
+        <w:rPr>
+          <w:rFonts w:ascii="Cascadia Code" w:hAnsi="Cascadia Code" w:cs="Cascadia Code"/>
+        </w:rPr>
+        <w:t xml:space="preserve">8. </w:t>
+      </w:r>
+      <w:proofErr w:type="spellStart"/>
+      <w:r>
+        <w:rPr>
+          <w:rFonts w:ascii="Cascadia Code" w:hAnsi="Cascadia Code" w:cs="Cascadia Code"/>
+        </w:rPr>
+        <w:t>Object</w:t>
+      </w:r>
+      <w:proofErr w:type="spellEnd"/>
+      <w:r>
+        <w:rPr>
+          <w:rFonts w:ascii="Cascadia Code" w:hAnsi="Cascadia Code" w:cs="Cascadia Code"/>
+        </w:rPr>
+        <w:t xml:space="preserve">: almacenan </w:t>
+      </w:r>
+      <w:r>
+        <w:rPr>
+          <w:rFonts w:ascii="Cascadia Code" w:hAnsi="Cascadia Code" w:cs="Cascadia Code"/>
+          <w:sz w:val="28"/>
+          <w:szCs w:val="28"/>
+        </w:rPr>
+        <w:t xml:space="preserve">colecciones de datos como </w:t>
+      </w:r>
+      <w:proofErr w:type="spellStart"/>
+      <w:r>
+        <w:rPr>
+          <w:rFonts w:ascii="Cascadia Code" w:hAnsi="Cascadia Code" w:cs="Cascadia Code"/>
+          <w:sz w:val="28"/>
+          <w:szCs w:val="28"/>
+        </w:rPr>
+        <w:t>Arrays</w:t>
+      </w:r>
+      <w:proofErr w:type="spellEnd"/>
+      <w:r>
+        <w:rPr>
+          <w:rFonts w:ascii="Cascadia Code" w:hAnsi="Cascadia Code" w:cs="Cascadia Code"/>
+          <w:sz w:val="28"/>
+          <w:szCs w:val="28"/>
+        </w:rPr>
+        <w:t xml:space="preserve"> y Funciones </w:t>
       </w:r>
     </w:p>
     <w:p>
@@ -1253,7 +2171,6 @@
   <w:style w:type="character" w:default="1" w:styleId="Fuentedeprrafopredeter">
     <w:name w:val="Default Paragraph Font"/>
     <w:uiPriority w:val="1"/>
-    <w:semiHidden/>
     <w:unhideWhenUsed/>
   </w:style>
   <w:style w:type="table" w:default="1" w:styleId="Tablanormal">

--- a/Investigación de JavaScript.docx
+++ b/Investigación de JavaScript.docx
@@ -675,6 +675,7 @@
       <w:r>
         <w:rPr>
           <w:rFonts w:ascii="Cascadia Code" w:hAnsi="Cascadia Code" w:cs="Cascadia Code"/>
+          <w:noProof/>
         </w:rPr>
         <w:lastRenderedPageBreak/>
         <mc:AlternateContent>
@@ -851,6 +852,7 @@
       <w:r>
         <w:rPr>
           <w:rFonts w:ascii="Cascadia Code" w:hAnsi="Cascadia Code" w:cs="Cascadia Code"/>
+          <w:noProof/>
         </w:rPr>
         <mc:AlternateContent>
           <mc:Choice Requires="wps">
@@ -1144,6 +1146,7 @@
       <w:r>
         <w:rPr>
           <w:rFonts w:ascii="Cascadia Code" w:hAnsi="Cascadia Code" w:cs="Cascadia Code"/>
+          <w:noProof/>
         </w:rPr>
         <mc:AlternateContent>
           <mc:Choice Requires="wps">
@@ -1555,7 +1558,766 @@
     </w:p>
     <w:p>
       <w:pPr>
+        <w:pStyle w:val="Kiwidevd"/>
+        <w:jc w:val="center"/>
+      </w:pPr>
+      <w:r>
+        <w:lastRenderedPageBreak/>
+        <w:t>Ejemplos de JavaScript</w:t>
+      </w:r>
+    </w:p>
+    <w:p>
+      <w:pPr>
+        <w:pStyle w:val="Kiwidevd"/>
+        <w:rPr>
+          <w:rStyle w:val="Referenciaintensa"/>
+          <w:rFonts w:ascii="Cascadia Code" w:hAnsi="Cascadia Code" w:cs="Cascadia Code"/>
+          <w:smallCaps w:val="0"/>
+          <w:color w:val="auto"/>
+          <w:spacing w:val="0"/>
+          <w:sz w:val="24"/>
+        </w:rPr>
+      </w:pPr>
+      <w:r>
+        <w:rPr>
+          <w:rStyle w:val="Referenciaintensa"/>
+          <w:rFonts w:ascii="Cascadia Code" w:hAnsi="Cascadia Code" w:cs="Cascadia Code"/>
+          <w:smallCaps w:val="0"/>
+          <w:color w:val="auto"/>
+          <w:spacing w:val="0"/>
+          <w:sz w:val="24"/>
+        </w:rPr>
+        <w:t xml:space="preserve">Ahora, veremos algunos ejemplos de </w:t>
+      </w:r>
+      <w:proofErr w:type="spellStart"/>
+      <w:r>
+        <w:rPr>
+          <w:rStyle w:val="Referenciaintensa"/>
+          <w:rFonts w:ascii="Cascadia Code" w:hAnsi="Cascadia Code" w:cs="Cascadia Code"/>
+          <w:smallCaps w:val="0"/>
+          <w:color w:val="auto"/>
+          <w:spacing w:val="0"/>
+          <w:sz w:val="24"/>
+        </w:rPr>
+        <w:t>como</w:t>
+      </w:r>
+      <w:proofErr w:type="spellEnd"/>
+      <w:r>
+        <w:rPr>
+          <w:rStyle w:val="Referenciaintensa"/>
+          <w:rFonts w:ascii="Cascadia Code" w:hAnsi="Cascadia Code" w:cs="Cascadia Code"/>
+          <w:smallCaps w:val="0"/>
+          <w:color w:val="auto"/>
+          <w:spacing w:val="0"/>
+          <w:sz w:val="24"/>
+        </w:rPr>
+        <w:t xml:space="preserve"> se utiliza </w:t>
+      </w:r>
+      <w:proofErr w:type="spellStart"/>
+      <w:r>
+        <w:rPr>
+          <w:rStyle w:val="Referenciaintensa"/>
+          <w:rFonts w:ascii="Cascadia Code" w:hAnsi="Cascadia Code" w:cs="Cascadia Code"/>
+          <w:smallCaps w:val="0"/>
+          <w:color w:val="auto"/>
+          <w:spacing w:val="0"/>
+          <w:sz w:val="24"/>
+        </w:rPr>
+        <w:t>Js</w:t>
+      </w:r>
+      <w:proofErr w:type="spellEnd"/>
+      <w:r>
+        <w:rPr>
+          <w:rStyle w:val="Referenciaintensa"/>
+          <w:rFonts w:ascii="Cascadia Code" w:hAnsi="Cascadia Code" w:cs="Cascadia Code"/>
+          <w:smallCaps w:val="0"/>
+          <w:color w:val="auto"/>
+          <w:spacing w:val="0"/>
+          <w:sz w:val="24"/>
+        </w:rPr>
+        <w:t xml:space="preserve"> en la vida real:</w:t>
+      </w:r>
+    </w:p>
+    <w:p>
+      <w:pPr>
+        <w:pStyle w:val="Kiwidevd"/>
+        <w:rPr>
+          <w:rStyle w:val="Referenciaintensa"/>
+          <w:rFonts w:ascii="Cascadia Code" w:hAnsi="Cascadia Code" w:cs="Cascadia Code"/>
+          <w:smallCaps w:val="0"/>
+          <w:color w:val="auto"/>
+          <w:spacing w:val="0"/>
+          <w:sz w:val="24"/>
+        </w:rPr>
+      </w:pPr>
+    </w:p>
+    <w:p>
+      <w:pPr>
+        <w:pStyle w:val="Kiwidevd"/>
+        <w:rPr>
+          <w:rStyle w:val="Referenciaintensa"/>
+          <w:rFonts w:ascii="Cascadia Code" w:hAnsi="Cascadia Code" w:cs="Cascadia Code"/>
+          <w:smallCaps w:val="0"/>
+          <w:color w:val="auto"/>
+          <w:spacing w:val="0"/>
+          <w:sz w:val="24"/>
+        </w:rPr>
+      </w:pPr>
+      <w:r>
+        <w:rPr>
+          <w:rStyle w:val="Referenciaintensa"/>
+          <w:rFonts w:ascii="Cascadia Code" w:hAnsi="Cascadia Code" w:cs="Cascadia Code"/>
+          <w:smallCaps w:val="0"/>
+          <w:color w:val="auto"/>
+          <w:spacing w:val="0"/>
+          <w:sz w:val="24"/>
+        </w:rPr>
+        <w:t xml:space="preserve">Empezaremos con una Alarma de un Reloj: </w:t>
+      </w:r>
+    </w:p>
+    <w:p>
+      <w:pPr>
+        <w:pStyle w:val="Kiwidevd"/>
+        <w:rPr>
+          <w:rStyle w:val="Referenciaintensa"/>
+          <w:rFonts w:ascii="Cascadia Code" w:hAnsi="Cascadia Code" w:cs="Cascadia Code"/>
+          <w:smallCaps w:val="0"/>
+          <w:color w:val="auto"/>
+          <w:spacing w:val="0"/>
+          <w:sz w:val="24"/>
+        </w:rPr>
+      </w:pPr>
+      <w:r>
+        <w:rPr>
+          <w:rStyle w:val="Referenciaintensa"/>
+          <w:rFonts w:ascii="Cascadia Code" w:hAnsi="Cascadia Code" w:cs="Cascadia Code"/>
+          <w:smallCaps w:val="0"/>
+          <w:color w:val="auto"/>
+          <w:spacing w:val="0"/>
+          <w:sz w:val="24"/>
+        </w:rPr>
+        <w:t>Imaginemos que programamos una aplicación de Alarma</w:t>
+      </w:r>
+    </w:p>
+    <w:p>
+      <w:pPr>
+        <w:pStyle w:val="Kiwidevd"/>
+        <w:numPr>
+          <w:ilvl w:val="0"/>
+          <w:numId w:val="1"/>
+        </w:numPr>
+        <w:rPr>
+          <w:rStyle w:val="Referenciaintensa"/>
+          <w:rFonts w:ascii="Cascadia Code" w:hAnsi="Cascadia Code" w:cs="Cascadia Code"/>
+          <w:smallCaps w:val="0"/>
+          <w:color w:val="auto"/>
+          <w:spacing w:val="0"/>
+          <w:sz w:val="24"/>
+        </w:rPr>
+      </w:pPr>
+      <w:r>
+        <w:rPr>
+          <w:rStyle w:val="Referenciaintensa"/>
+          <w:rFonts w:ascii="Cascadia Code" w:hAnsi="Cascadia Code" w:cs="Cascadia Code"/>
+          <w:smallCaps w:val="0"/>
+          <w:color w:val="auto"/>
+          <w:spacing w:val="0"/>
+          <w:sz w:val="24"/>
+        </w:rPr>
+        <w:t xml:space="preserve"> </w:t>
+      </w:r>
+      <w:proofErr w:type="spellStart"/>
+      <w:r>
+        <w:rPr>
+          <w:rStyle w:val="Referenciaintensa"/>
+          <w:rFonts w:ascii="Cascadia Code" w:hAnsi="Cascadia Code" w:cs="Cascadia Code"/>
+          <w:smallCaps w:val="0"/>
+          <w:color w:val="auto"/>
+          <w:spacing w:val="0"/>
+          <w:sz w:val="24"/>
+        </w:rPr>
+        <w:t>Js</w:t>
+      </w:r>
+      <w:proofErr w:type="spellEnd"/>
+      <w:r>
+        <w:rPr>
+          <w:rStyle w:val="Referenciaintensa"/>
+          <w:rFonts w:ascii="Cascadia Code" w:hAnsi="Cascadia Code" w:cs="Cascadia Code"/>
+          <w:smallCaps w:val="0"/>
+          <w:color w:val="auto"/>
+          <w:spacing w:val="0"/>
+          <w:sz w:val="24"/>
+        </w:rPr>
+        <w:t xml:space="preserve"> recibe la </w:t>
+      </w:r>
+      <w:proofErr w:type="spellStart"/>
+      <w:r>
+        <w:rPr>
+          <w:rStyle w:val="Referenciaintensa"/>
+          <w:rFonts w:ascii="Cascadia Code" w:hAnsi="Cascadia Code" w:cs="Cascadia Code"/>
+          <w:smallCaps w:val="0"/>
+          <w:color w:val="auto"/>
+          <w:spacing w:val="0"/>
+          <w:sz w:val="24"/>
+        </w:rPr>
+        <w:t>acci</w:t>
+      </w:r>
+      <w:r>
+        <w:rPr>
+          <w:rStyle w:val="Referenciaintensa"/>
+          <w:rFonts w:ascii="Cascadia Code" w:hAnsi="Cascadia Code" w:cs="Cascadia Code"/>
+          <w:smallCaps w:val="0"/>
+          <w:color w:val="auto"/>
+          <w:spacing w:val="0"/>
+          <w:sz w:val="24"/>
+          <w:lang w:val="es-MX"/>
+        </w:rPr>
+        <w:t>ón</w:t>
+      </w:r>
+      <w:proofErr w:type="spellEnd"/>
+      <w:r>
+        <w:rPr>
+          <w:rStyle w:val="Referenciaintensa"/>
+          <w:rFonts w:ascii="Cascadia Code" w:hAnsi="Cascadia Code" w:cs="Cascadia Code"/>
+          <w:smallCaps w:val="0"/>
+          <w:color w:val="auto"/>
+          <w:spacing w:val="0"/>
+          <w:sz w:val="24"/>
+          <w:lang w:val="es-MX"/>
+        </w:rPr>
+        <w:t xml:space="preserve"> </w:t>
+      </w:r>
+    </w:p>
+    <w:p>
+      <w:pPr>
+        <w:pStyle w:val="Kiwidevd"/>
+        <w:numPr>
+          <w:ilvl w:val="0"/>
+          <w:numId w:val="2"/>
+        </w:numPr>
+        <w:rPr>
+          <w:rStyle w:val="Referenciaintensa"/>
+          <w:rFonts w:ascii="Cascadia Code" w:hAnsi="Cascadia Code" w:cs="Cascadia Code"/>
+          <w:smallCaps w:val="0"/>
+          <w:color w:val="auto"/>
+          <w:spacing w:val="0"/>
+          <w:sz w:val="24"/>
+        </w:rPr>
+      </w:pPr>
+      <w:r>
+        <w:rPr>
+          <w:rStyle w:val="Referenciaintensa"/>
+          <w:rFonts w:ascii="Cascadia Code" w:hAnsi="Cascadia Code" w:cs="Cascadia Code"/>
+          <w:smallCaps w:val="0"/>
+          <w:color w:val="auto"/>
+          <w:spacing w:val="0"/>
+          <w:sz w:val="24"/>
+        </w:rPr>
+        <w:t>Tú tocas el botón “Activar Alarma”</w:t>
+      </w:r>
+    </w:p>
+    <w:p>
+      <w:pPr>
+        <w:pStyle w:val="Kiwidevd"/>
+        <w:numPr>
+          <w:ilvl w:val="0"/>
+          <w:numId w:val="2"/>
+        </w:numPr>
+        <w:rPr>
+          <w:rStyle w:val="Referenciaintensa"/>
+          <w:rFonts w:ascii="Cascadia Code" w:hAnsi="Cascadia Code" w:cs="Cascadia Code"/>
+          <w:smallCaps w:val="0"/>
+          <w:color w:val="auto"/>
+          <w:spacing w:val="0"/>
+          <w:sz w:val="24"/>
+        </w:rPr>
+      </w:pPr>
+      <w:proofErr w:type="spellStart"/>
+      <w:r>
+        <w:rPr>
+          <w:rStyle w:val="Referenciaintensa"/>
+          <w:rFonts w:ascii="Cascadia Code" w:hAnsi="Cascadia Code" w:cs="Cascadia Code"/>
+          <w:smallCaps w:val="0"/>
+          <w:color w:val="auto"/>
+          <w:spacing w:val="0"/>
+          <w:sz w:val="24"/>
+        </w:rPr>
+        <w:t>Js</w:t>
+      </w:r>
+      <w:proofErr w:type="spellEnd"/>
+      <w:r>
+        <w:rPr>
+          <w:rStyle w:val="Referenciaintensa"/>
+          <w:rFonts w:ascii="Cascadia Code" w:hAnsi="Cascadia Code" w:cs="Cascadia Code"/>
+          <w:smallCaps w:val="0"/>
+          <w:color w:val="auto"/>
+          <w:spacing w:val="0"/>
+          <w:sz w:val="24"/>
+        </w:rPr>
+        <w:t xml:space="preserve"> detecta: “El usuario ha activado la Alarma”</w:t>
+      </w:r>
+    </w:p>
+    <w:p>
+      <w:pPr>
+        <w:pStyle w:val="Kiwidevd"/>
+        <w:numPr>
+          <w:ilvl w:val="0"/>
+          <w:numId w:val="1"/>
+        </w:numPr>
+        <w:rPr>
+          <w:rStyle w:val="Referenciaintensa"/>
+          <w:rFonts w:ascii="Cascadia Code" w:hAnsi="Cascadia Code" w:cs="Cascadia Code"/>
+          <w:smallCaps w:val="0"/>
+          <w:color w:val="auto"/>
+          <w:spacing w:val="0"/>
+          <w:sz w:val="24"/>
+        </w:rPr>
+      </w:pPr>
+      <w:r>
+        <w:rPr>
+          <w:rStyle w:val="Referenciaintensa"/>
+          <w:rFonts w:ascii="Cascadia Code" w:hAnsi="Cascadia Code" w:cs="Cascadia Code"/>
+          <w:smallCaps w:val="0"/>
+          <w:color w:val="auto"/>
+          <w:spacing w:val="0"/>
+          <w:sz w:val="24"/>
+        </w:rPr>
+        <w:t>Guarda la Información:</w:t>
+      </w:r>
+    </w:p>
+    <w:p>
+      <w:pPr>
+        <w:pStyle w:val="Kiwidevd"/>
+        <w:numPr>
+          <w:ilvl w:val="1"/>
+          <w:numId w:val="1"/>
+        </w:numPr>
+        <w:rPr>
+          <w:rStyle w:val="Referenciaintensa"/>
+          <w:rFonts w:ascii="Cascadia Code" w:hAnsi="Cascadia Code" w:cs="Cascadia Code"/>
+          <w:smallCaps w:val="0"/>
+          <w:color w:val="auto"/>
+          <w:spacing w:val="0"/>
+          <w:sz w:val="24"/>
+        </w:rPr>
+      </w:pPr>
+      <w:proofErr w:type="spellStart"/>
+      <w:r>
+        <w:rPr>
+          <w:rStyle w:val="Referenciaintensa"/>
+          <w:rFonts w:ascii="Cascadia Code" w:hAnsi="Cascadia Code" w:cs="Cascadia Code"/>
+          <w:smallCaps w:val="0"/>
+          <w:color w:val="auto"/>
+          <w:spacing w:val="0"/>
+          <w:sz w:val="24"/>
+        </w:rPr>
+        <w:t>Js</w:t>
+      </w:r>
+      <w:proofErr w:type="spellEnd"/>
+      <w:r>
+        <w:rPr>
+          <w:rStyle w:val="Referenciaintensa"/>
+          <w:rFonts w:ascii="Cascadia Code" w:hAnsi="Cascadia Code" w:cs="Cascadia Code"/>
+          <w:smallCaps w:val="0"/>
+          <w:color w:val="auto"/>
+          <w:spacing w:val="0"/>
+          <w:sz w:val="24"/>
+        </w:rPr>
+        <w:t xml:space="preserve">, </w:t>
+      </w:r>
+      <w:proofErr w:type="spellStart"/>
+      <w:r>
+        <w:rPr>
+          <w:rStyle w:val="Referenciaintensa"/>
+          <w:rFonts w:ascii="Cascadia Code" w:hAnsi="Cascadia Code" w:cs="Cascadia Code"/>
+          <w:smallCaps w:val="0"/>
+          <w:color w:val="auto"/>
+          <w:spacing w:val="0"/>
+          <w:sz w:val="24"/>
+        </w:rPr>
+        <w:t>guarada</w:t>
+      </w:r>
+      <w:proofErr w:type="spellEnd"/>
+      <w:r>
+        <w:rPr>
+          <w:rStyle w:val="Referenciaintensa"/>
+          <w:rFonts w:ascii="Cascadia Code" w:hAnsi="Cascadia Code" w:cs="Cascadia Code"/>
+          <w:smallCaps w:val="0"/>
+          <w:color w:val="auto"/>
+          <w:spacing w:val="0"/>
+          <w:sz w:val="24"/>
+        </w:rPr>
+        <w:t xml:space="preserve"> los datos como: La hora, la fecha, cuantas veces se repite la alarma, </w:t>
+      </w:r>
+      <w:proofErr w:type="spellStart"/>
+      <w:r>
+        <w:rPr>
+          <w:rStyle w:val="Referenciaintensa"/>
+          <w:rFonts w:ascii="Cascadia Code" w:hAnsi="Cascadia Code" w:cs="Cascadia Code"/>
+          <w:smallCaps w:val="0"/>
+          <w:color w:val="auto"/>
+          <w:spacing w:val="0"/>
+          <w:sz w:val="24"/>
+        </w:rPr>
+        <w:t>etc</w:t>
+      </w:r>
+      <w:proofErr w:type="spellEnd"/>
+      <w:r>
+        <w:rPr>
+          <w:rStyle w:val="Referenciaintensa"/>
+          <w:rFonts w:ascii="Cascadia Code" w:hAnsi="Cascadia Code" w:cs="Cascadia Code"/>
+          <w:smallCaps w:val="0"/>
+          <w:color w:val="auto"/>
+          <w:spacing w:val="0"/>
+          <w:sz w:val="24"/>
+        </w:rPr>
+        <w:t>…</w:t>
+      </w:r>
+    </w:p>
+    <w:p>
+      <w:pPr>
+        <w:pStyle w:val="Kiwidevd"/>
+        <w:numPr>
+          <w:ilvl w:val="0"/>
+          <w:numId w:val="1"/>
+        </w:numPr>
+        <w:rPr>
+          <w:rStyle w:val="Referenciaintensa"/>
+          <w:rFonts w:ascii="Cascadia Code" w:hAnsi="Cascadia Code" w:cs="Cascadia Code"/>
+          <w:smallCaps w:val="0"/>
+          <w:color w:val="auto"/>
+          <w:spacing w:val="0"/>
+          <w:sz w:val="24"/>
+        </w:rPr>
+      </w:pPr>
+      <w:r>
+        <w:rPr>
+          <w:rStyle w:val="Referenciaintensa"/>
+          <w:rFonts w:ascii="Cascadia Code" w:hAnsi="Cascadia Code" w:cs="Cascadia Code"/>
+          <w:smallCaps w:val="0"/>
+          <w:color w:val="auto"/>
+          <w:spacing w:val="0"/>
+          <w:sz w:val="24"/>
+        </w:rPr>
+        <w:t xml:space="preserve"> </w:t>
+      </w:r>
+      <w:proofErr w:type="spellStart"/>
+      <w:r>
+        <w:rPr>
+          <w:rStyle w:val="Referenciaintensa"/>
+          <w:rFonts w:ascii="Cascadia Code" w:hAnsi="Cascadia Code" w:cs="Cascadia Code"/>
+          <w:smallCaps w:val="0"/>
+          <w:color w:val="auto"/>
+          <w:spacing w:val="0"/>
+          <w:sz w:val="24"/>
+        </w:rPr>
+        <w:t>Js</w:t>
+      </w:r>
+      <w:proofErr w:type="spellEnd"/>
+      <w:r>
+        <w:rPr>
+          <w:rStyle w:val="Referenciaintensa"/>
+          <w:rFonts w:ascii="Cascadia Code" w:hAnsi="Cascadia Code" w:cs="Cascadia Code"/>
+          <w:smallCaps w:val="0"/>
+          <w:color w:val="auto"/>
+          <w:spacing w:val="0"/>
+          <w:sz w:val="24"/>
+        </w:rPr>
+        <w:t>, comparará el tiempo:</w:t>
+      </w:r>
+    </w:p>
+    <w:p>
+      <w:pPr>
+        <w:pStyle w:val="Kiwidevd"/>
+        <w:numPr>
+          <w:ilvl w:val="1"/>
+          <w:numId w:val="1"/>
+        </w:numPr>
+        <w:rPr>
+          <w:rStyle w:val="Referenciaintensa"/>
+          <w:rFonts w:ascii="Cascadia Code" w:hAnsi="Cascadia Code" w:cs="Cascadia Code"/>
+          <w:smallCaps w:val="0"/>
+          <w:color w:val="auto"/>
+          <w:spacing w:val="0"/>
+          <w:sz w:val="24"/>
+        </w:rPr>
+      </w:pPr>
+      <w:r>
+        <w:rPr>
+          <w:rStyle w:val="Referenciaintensa"/>
+          <w:rFonts w:ascii="Cascadia Code" w:hAnsi="Cascadia Code" w:cs="Cascadia Code"/>
+          <w:smallCaps w:val="0"/>
+          <w:color w:val="auto"/>
+          <w:spacing w:val="0"/>
+          <w:sz w:val="24"/>
+        </w:rPr>
+        <w:t xml:space="preserve">Cada minuto </w:t>
+      </w:r>
+      <w:proofErr w:type="spellStart"/>
+      <w:r>
+        <w:rPr>
+          <w:rStyle w:val="Referenciaintensa"/>
+          <w:rFonts w:ascii="Cascadia Code" w:hAnsi="Cascadia Code" w:cs="Cascadia Code"/>
+          <w:smallCaps w:val="0"/>
+          <w:color w:val="auto"/>
+          <w:spacing w:val="0"/>
+          <w:sz w:val="24"/>
+        </w:rPr>
+        <w:t>js</w:t>
+      </w:r>
+      <w:proofErr w:type="spellEnd"/>
+      <w:r>
+        <w:rPr>
+          <w:rStyle w:val="Referenciaintensa"/>
+          <w:rFonts w:ascii="Cascadia Code" w:hAnsi="Cascadia Code" w:cs="Cascadia Code"/>
+          <w:smallCaps w:val="0"/>
+          <w:color w:val="auto"/>
+          <w:spacing w:val="0"/>
+          <w:sz w:val="24"/>
+        </w:rPr>
+        <w:t xml:space="preserve"> comparará la hora para estar listo y mandar la señal de la alarma.</w:t>
+      </w:r>
+    </w:p>
+    <w:p>
+      <w:pPr>
+        <w:pStyle w:val="Kiwidevd"/>
+        <w:numPr>
+          <w:ilvl w:val="0"/>
+          <w:numId w:val="1"/>
+        </w:numPr>
+        <w:rPr>
+          <w:rStyle w:val="Referenciaintensa"/>
+          <w:rFonts w:ascii="Cascadia Code" w:hAnsi="Cascadia Code" w:cs="Cascadia Code"/>
+          <w:smallCaps w:val="0"/>
+          <w:color w:val="auto"/>
+          <w:spacing w:val="0"/>
+          <w:sz w:val="24"/>
+        </w:rPr>
+      </w:pPr>
+      <w:r>
+        <w:rPr>
+          <w:rStyle w:val="Referenciaintensa"/>
+          <w:rFonts w:ascii="Cascadia Code" w:hAnsi="Cascadia Code" w:cs="Cascadia Code"/>
+          <w:smallCaps w:val="0"/>
+          <w:color w:val="auto"/>
+          <w:spacing w:val="0"/>
+          <w:sz w:val="24"/>
+        </w:rPr>
+        <w:t>Emitirá una acción:</w:t>
+      </w:r>
+    </w:p>
+    <w:p>
+      <w:pPr>
+        <w:pStyle w:val="Kiwidevd"/>
+        <w:numPr>
+          <w:ilvl w:val="0"/>
+          <w:numId w:val="3"/>
+        </w:numPr>
+        <w:rPr>
+          <w:rStyle w:val="Referenciaintensa"/>
+          <w:rFonts w:ascii="Cascadia Code" w:hAnsi="Cascadia Code" w:cs="Cascadia Code"/>
+          <w:smallCaps w:val="0"/>
+          <w:color w:val="auto"/>
+          <w:spacing w:val="0"/>
+          <w:sz w:val="24"/>
+        </w:rPr>
+      </w:pPr>
+      <w:r>
+        <w:rPr>
+          <w:rStyle w:val="Referenciaintensa"/>
+          <w:rFonts w:ascii="Cascadia Code" w:hAnsi="Cascadia Code" w:cs="Cascadia Code"/>
+          <w:smallCaps w:val="0"/>
+          <w:color w:val="auto"/>
+          <w:spacing w:val="0"/>
+          <w:sz w:val="24"/>
+        </w:rPr>
+        <w:t>Cuando la hora coincida:</w:t>
+      </w:r>
+    </w:p>
+    <w:p>
+      <w:pPr>
+        <w:pStyle w:val="Kiwidevd"/>
+        <w:numPr>
+          <w:ilvl w:val="1"/>
+          <w:numId w:val="3"/>
+        </w:numPr>
+        <w:rPr>
+          <w:rStyle w:val="Referenciaintensa"/>
+          <w:rFonts w:ascii="Cascadia Code" w:hAnsi="Cascadia Code" w:cs="Cascadia Code"/>
+          <w:smallCaps w:val="0"/>
+          <w:color w:val="auto"/>
+          <w:spacing w:val="0"/>
+          <w:sz w:val="24"/>
+        </w:rPr>
+      </w:pPr>
+      <w:r>
+        <w:rPr>
+          <w:rStyle w:val="Referenciaintensa"/>
+          <w:rFonts w:ascii="Cascadia Code" w:hAnsi="Cascadia Code" w:cs="Cascadia Code"/>
+          <w:smallCaps w:val="0"/>
+          <w:color w:val="auto"/>
+          <w:spacing w:val="0"/>
+          <w:sz w:val="24"/>
+        </w:rPr>
+        <w:t>Suena la alarma</w:t>
+      </w:r>
+    </w:p>
+    <w:p>
+      <w:pPr>
+        <w:pStyle w:val="Kiwidevd"/>
+        <w:numPr>
+          <w:ilvl w:val="1"/>
+          <w:numId w:val="3"/>
+        </w:numPr>
+        <w:rPr>
+          <w:rStyle w:val="Referenciaintensa"/>
+          <w:rFonts w:ascii="Cascadia Code" w:hAnsi="Cascadia Code" w:cs="Cascadia Code"/>
+          <w:smallCaps w:val="0"/>
+          <w:color w:val="auto"/>
+          <w:spacing w:val="0"/>
+          <w:sz w:val="24"/>
+        </w:rPr>
+      </w:pPr>
+      <w:r>
+        <w:rPr>
+          <w:rStyle w:val="Referenciaintensa"/>
+          <w:rFonts w:ascii="Cascadia Code" w:hAnsi="Cascadia Code" w:cs="Cascadia Code"/>
+          <w:smallCaps w:val="0"/>
+          <w:color w:val="auto"/>
+          <w:spacing w:val="0"/>
+          <w:sz w:val="24"/>
+        </w:rPr>
+        <w:t>Vibra el teléfono</w:t>
+      </w:r>
+    </w:p>
+    <w:p>
+      <w:pPr>
+        <w:pStyle w:val="Kiwidevd"/>
+        <w:numPr>
+          <w:ilvl w:val="1"/>
+          <w:numId w:val="3"/>
+        </w:numPr>
+        <w:rPr>
+          <w:rStyle w:val="Referenciaintensa"/>
+          <w:rFonts w:ascii="Cascadia Code" w:hAnsi="Cascadia Code" w:cs="Cascadia Code"/>
+          <w:smallCaps w:val="0"/>
+          <w:color w:val="auto"/>
+          <w:spacing w:val="0"/>
+          <w:sz w:val="24"/>
+        </w:rPr>
+      </w:pPr>
+      <w:r>
+        <w:rPr>
+          <w:rStyle w:val="Referenciaintensa"/>
+          <w:rFonts w:ascii="Cascadia Code" w:hAnsi="Cascadia Code" w:cs="Cascadia Code"/>
+          <w:smallCaps w:val="0"/>
+          <w:color w:val="auto"/>
+          <w:spacing w:val="0"/>
+          <w:sz w:val="24"/>
+        </w:rPr>
+        <w:t>Te da opción de apagar</w:t>
+      </w:r>
+    </w:p>
+    <w:p>
+      <w:pPr>
+        <w:pStyle w:val="Kiwidevd"/>
+        <w:numPr>
+          <w:ilvl w:val="0"/>
+          <w:numId w:val="1"/>
+        </w:numPr>
+        <w:rPr>
+          <w:rStyle w:val="Referenciaintensa"/>
+          <w:rFonts w:ascii="Cascadia Code" w:hAnsi="Cascadia Code" w:cs="Cascadia Code"/>
+          <w:smallCaps w:val="0"/>
+          <w:color w:val="auto"/>
+          <w:spacing w:val="0"/>
+          <w:sz w:val="24"/>
+        </w:rPr>
+      </w:pPr>
+      <w:r>
+        <w:rPr>
+          <w:rStyle w:val="Referenciaintensa"/>
+          <w:rFonts w:ascii="Cascadia Code" w:hAnsi="Cascadia Code" w:cs="Cascadia Code"/>
+          <w:smallCaps w:val="0"/>
+          <w:color w:val="auto"/>
+          <w:spacing w:val="0"/>
+          <w:sz w:val="24"/>
+        </w:rPr>
+        <w:t>Termina la función:</w:t>
+      </w:r>
+    </w:p>
+    <w:p>
+      <w:pPr>
+        <w:pStyle w:val="Kiwidevd"/>
+        <w:numPr>
+          <w:ilvl w:val="0"/>
+          <w:numId w:val="3"/>
+        </w:numPr>
+        <w:rPr>
+          <w:rStyle w:val="Referenciaintensa"/>
+          <w:rFonts w:ascii="Cascadia Code" w:hAnsi="Cascadia Code" w:cs="Cascadia Code"/>
+          <w:smallCaps w:val="0"/>
+          <w:color w:val="auto"/>
+          <w:spacing w:val="0"/>
+          <w:sz w:val="24"/>
+        </w:rPr>
+      </w:pPr>
+      <w:r>
+        <w:rPr>
+          <w:rStyle w:val="Referenciaintensa"/>
+          <w:rFonts w:ascii="Cascadia Code" w:hAnsi="Cascadia Code" w:cs="Cascadia Code"/>
+          <w:smallCaps w:val="0"/>
+          <w:color w:val="auto"/>
+          <w:spacing w:val="0"/>
+          <w:sz w:val="24"/>
+        </w:rPr>
+        <w:t>Tú, el usuario apagas la alarma</w:t>
+      </w:r>
+    </w:p>
+    <w:p>
+      <w:pPr>
+        <w:pStyle w:val="Kiwidevd"/>
+        <w:rPr>
+          <w:rStyle w:val="Referenciaintensa"/>
+          <w:rFonts w:ascii="Cascadia Code" w:hAnsi="Cascadia Code" w:cs="Cascadia Code"/>
+          <w:smallCaps w:val="0"/>
+          <w:color w:val="auto"/>
+          <w:spacing w:val="0"/>
+          <w:sz w:val="24"/>
+        </w:rPr>
+      </w:pPr>
+    </w:p>
+    <w:p>
+      <w:pPr>
+        <w:pStyle w:val="Kiwidevd"/>
+        <w:rPr>
+          <w:rStyle w:val="Referenciaintensa"/>
+          <w:rFonts w:ascii="Cascadia Code" w:hAnsi="Cascadia Code" w:cs="Cascadia Code"/>
+          <w:smallCaps w:val="0"/>
+          <w:color w:val="auto"/>
+          <w:spacing w:val="0"/>
+          <w:sz w:val="24"/>
+        </w:rPr>
+      </w:pPr>
+      <w:r>
+        <w:rPr>
+          <w:rStyle w:val="Referenciaintensa"/>
+          <w:rFonts w:ascii="Cascadia Code" w:hAnsi="Cascadia Code" w:cs="Cascadia Code"/>
+          <w:smallCaps w:val="0"/>
+          <w:color w:val="auto"/>
+          <w:spacing w:val="0"/>
+          <w:sz w:val="24"/>
+        </w:rPr>
+        <w:t>Y con eso finaliza la aplicación, ya que cumplió su función.</w:t>
+      </w:r>
+    </w:p>
+    <w:p/>
+    <w:p>
+      <w:pPr>
         <w:jc w:val="both"/>
+        <w:rPr>
+          <w:u w:val="single"/>
+        </w:rPr>
       </w:pPr>
     </w:p>
     <w:sectPr>
@@ -1566,6 +2328,335 @@
     </w:sectPr>
   </w:body>
 </w:document>
+</file>
+
+<file path=word/numbering.xml><?xml version="1.0" encoding="utf-8"?>
+<w:numbering xmlns:wpc="http://schemas.microsoft.com/office/word/2010/wordprocessingCanvas" xmlns:cx="http://schemas.microsoft.com/office/drawing/2014/chartex" xmlns:cx1="http://schemas.microsoft.com/office/drawing/2015/9/8/chartex" xmlns:cx2="http://schemas.microsoft.com/office/drawing/2015/10/21/chartex" xmlns:cx3="http://schemas.microsoft.com/office/drawing/2016/5/9/chartex" xmlns:cx4="http://schemas.microsoft.com/office/drawing/2016/5/10/chartex" xmlns:cx5="http://schemas.microsoft.com/office/drawing/2016/5/11/chartex" xmlns:cx6="http://schemas.microsoft.com/office/drawing/2016/5/12/chartex" xmlns:cx7="http://schemas.microsoft.com/office/drawing/2016/5/13/chartex" xmlns:cx8="http://schemas.microsoft.com/office/drawing/2016/5/14/chartex" xmlns:mc="http://schemas.openxmlformats.org/markup-compatibility/2006" xmlns:aink="http://schemas.microsoft.com/office/drawing/2016/ink" xmlns:am3d="http://schemas.microsoft.com/office/drawing/2017/model3d" xmlns:o="urn:schemas-microsoft-com:office:office" xmlns:oel="http://schemas.microsoft.com/office/2019/extlst" xmlns:r="http://schemas.openxmlformats.org/officeDocument/2006/relationships" xmlns:m="http://schemas.openxmlformats.org/officeDocument/2006/math" xmlns:v="urn:schemas-microsoft-com:vml" xmlns:wp14="http://schemas.microsoft.com/office/word/2010/wordprocessingDrawing" xmlns:wp="http://schemas.openxmlformats.org/drawingml/2006/wordprocessingDrawing" xmlns:w10="urn:schemas-microsoft-com:office:word" xmlns:w="http://schemas.openxmlformats.org/wordprocessingml/2006/main" xmlns:w14="http://schemas.microsoft.com/office/word/2010/wordml" xmlns:w15="http://schemas.microsoft.com/office/word/2012/wordml" xmlns:w16cex="http://schemas.microsoft.com/office/word/2018/wordml/cex" xmlns:w16cid="http://schemas.microsoft.com/office/word/2016/wordml/cid" xmlns:w16="http://schemas.microsoft.com/office/word/2018/wordml" xmlns:w16du="http://schemas.microsoft.com/office/word/2023/wordml/word16du" xmlns:w16sdtdh="http://schemas.microsoft.com/office/word/2020/wordml/sdtdatahash" xmlns:w16se="http://schemas.microsoft.com/office/word/2015/wordml/symex" xmlns:wpg="http://schemas.microsoft.com/office/word/2010/wordprocessingGroup" xmlns:wpi="http://schemas.microsoft.com/office/word/2010/wordprocessingInk" xmlns:wne="http://schemas.microsoft.com/office/word/2006/wordml" xmlns:wps="http://schemas.microsoft.com/office/word/2010/wordprocessingShape" mc:Ignorable="w14 w15 w16se w16cid w16 w16cex w16sdtdh w16du wp14">
+  <w:abstractNum w:abstractNumId="0" w15:restartNumberingAfterBreak="0">
+    <w:nsid w:val="1CE40009"/>
+    <w:multiLevelType w:val="hybridMultilevel"/>
+    <w:tmpl w:val="599E7D2E"/>
+    <w:lvl w:ilvl="0" w:tplc="100A000F">
+      <w:start w:val="1"/>
+      <w:numFmt w:val="decimal"/>
+      <w:lvlText w:val="%1."/>
+      <w:lvlJc w:val="left"/>
+      <w:pPr>
+        <w:ind w:left="720" w:hanging="360"/>
+      </w:pPr>
+    </w:lvl>
+    <w:lvl w:ilvl="1" w:tplc="100A0001">
+      <w:start w:val="1"/>
+      <w:numFmt w:val="bullet"/>
+      <w:lvlText w:val=""/>
+      <w:lvlJc w:val="left"/>
+      <w:pPr>
+        <w:ind w:left="2136" w:hanging="360"/>
+      </w:pPr>
+      <w:rPr>
+        <w:rFonts w:ascii="Symbol" w:hAnsi="Symbol" w:hint="default"/>
+      </w:rPr>
+    </w:lvl>
+    <w:lvl w:ilvl="2" w:tplc="100A001B">
+      <w:start w:val="1"/>
+      <w:numFmt w:val="lowerRoman"/>
+      <w:lvlText w:val="%3."/>
+      <w:lvlJc w:val="right"/>
+      <w:pPr>
+        <w:ind w:left="2160" w:hanging="180"/>
+      </w:pPr>
+    </w:lvl>
+    <w:lvl w:ilvl="3" w:tplc="100A000F" w:tentative="1">
+      <w:start w:val="1"/>
+      <w:numFmt w:val="decimal"/>
+      <w:lvlText w:val="%4."/>
+      <w:lvlJc w:val="left"/>
+      <w:pPr>
+        <w:ind w:left="2880" w:hanging="360"/>
+      </w:pPr>
+    </w:lvl>
+    <w:lvl w:ilvl="4" w:tplc="100A0019" w:tentative="1">
+      <w:start w:val="1"/>
+      <w:numFmt w:val="lowerLetter"/>
+      <w:lvlText w:val="%5."/>
+      <w:lvlJc w:val="left"/>
+      <w:pPr>
+        <w:ind w:left="3600" w:hanging="360"/>
+      </w:pPr>
+    </w:lvl>
+    <w:lvl w:ilvl="5" w:tplc="100A001B" w:tentative="1">
+      <w:start w:val="1"/>
+      <w:numFmt w:val="lowerRoman"/>
+      <w:lvlText w:val="%6."/>
+      <w:lvlJc w:val="right"/>
+      <w:pPr>
+        <w:ind w:left="4320" w:hanging="180"/>
+      </w:pPr>
+    </w:lvl>
+    <w:lvl w:ilvl="6" w:tplc="100A000F" w:tentative="1">
+      <w:start w:val="1"/>
+      <w:numFmt w:val="decimal"/>
+      <w:lvlText w:val="%7."/>
+      <w:lvlJc w:val="left"/>
+      <w:pPr>
+        <w:ind w:left="5040" w:hanging="360"/>
+      </w:pPr>
+    </w:lvl>
+    <w:lvl w:ilvl="7" w:tplc="100A0019" w:tentative="1">
+      <w:start w:val="1"/>
+      <w:numFmt w:val="lowerLetter"/>
+      <w:lvlText w:val="%8."/>
+      <w:lvlJc w:val="left"/>
+      <w:pPr>
+        <w:ind w:left="5760" w:hanging="360"/>
+      </w:pPr>
+    </w:lvl>
+    <w:lvl w:ilvl="8" w:tplc="100A001B" w:tentative="1">
+      <w:start w:val="1"/>
+      <w:numFmt w:val="lowerRoman"/>
+      <w:lvlText w:val="%9."/>
+      <w:lvlJc w:val="right"/>
+      <w:pPr>
+        <w:ind w:left="6480" w:hanging="180"/>
+      </w:pPr>
+    </w:lvl>
+  </w:abstractNum>
+  <w:abstractNum w:abstractNumId="1" w15:restartNumberingAfterBreak="0">
+    <w:nsid w:val="4ACE7EBD"/>
+    <w:multiLevelType w:val="hybridMultilevel"/>
+    <w:tmpl w:val="B50E6944"/>
+    <w:lvl w:ilvl="0" w:tplc="100A0001">
+      <w:start w:val="1"/>
+      <w:numFmt w:val="bullet"/>
+      <w:lvlText w:val=""/>
+      <w:lvlJc w:val="left"/>
+      <w:pPr>
+        <w:ind w:left="2136" w:hanging="360"/>
+      </w:pPr>
+      <w:rPr>
+        <w:rFonts w:ascii="Symbol" w:hAnsi="Symbol" w:hint="default"/>
+      </w:rPr>
+    </w:lvl>
+    <w:lvl w:ilvl="1" w:tplc="100A0003" w:tentative="1">
+      <w:start w:val="1"/>
+      <w:numFmt w:val="bullet"/>
+      <w:lvlText w:val="o"/>
+      <w:lvlJc w:val="left"/>
+      <w:pPr>
+        <w:ind w:left="2856" w:hanging="360"/>
+      </w:pPr>
+      <w:rPr>
+        <w:rFonts w:ascii="Courier New" w:hAnsi="Courier New" w:cs="Courier New" w:hint="default"/>
+      </w:rPr>
+    </w:lvl>
+    <w:lvl w:ilvl="2" w:tplc="100A0005" w:tentative="1">
+      <w:start w:val="1"/>
+      <w:numFmt w:val="bullet"/>
+      <w:lvlText w:val=""/>
+      <w:lvlJc w:val="left"/>
+      <w:pPr>
+        <w:ind w:left="3576" w:hanging="360"/>
+      </w:pPr>
+      <w:rPr>
+        <w:rFonts w:ascii="Wingdings" w:hAnsi="Wingdings" w:hint="default"/>
+      </w:rPr>
+    </w:lvl>
+    <w:lvl w:ilvl="3" w:tplc="100A0001" w:tentative="1">
+      <w:start w:val="1"/>
+      <w:numFmt w:val="bullet"/>
+      <w:lvlText w:val=""/>
+      <w:lvlJc w:val="left"/>
+      <w:pPr>
+        <w:ind w:left="4296" w:hanging="360"/>
+      </w:pPr>
+      <w:rPr>
+        <w:rFonts w:ascii="Symbol" w:hAnsi="Symbol" w:hint="default"/>
+      </w:rPr>
+    </w:lvl>
+    <w:lvl w:ilvl="4" w:tplc="100A0003" w:tentative="1">
+      <w:start w:val="1"/>
+      <w:numFmt w:val="bullet"/>
+      <w:lvlText w:val="o"/>
+      <w:lvlJc w:val="left"/>
+      <w:pPr>
+        <w:ind w:left="5016" w:hanging="360"/>
+      </w:pPr>
+      <w:rPr>
+        <w:rFonts w:ascii="Courier New" w:hAnsi="Courier New" w:cs="Courier New" w:hint="default"/>
+      </w:rPr>
+    </w:lvl>
+    <w:lvl w:ilvl="5" w:tplc="100A0005" w:tentative="1">
+      <w:start w:val="1"/>
+      <w:numFmt w:val="bullet"/>
+      <w:lvlText w:val=""/>
+      <w:lvlJc w:val="left"/>
+      <w:pPr>
+        <w:ind w:left="5736" w:hanging="360"/>
+      </w:pPr>
+      <w:rPr>
+        <w:rFonts w:ascii="Wingdings" w:hAnsi="Wingdings" w:hint="default"/>
+      </w:rPr>
+    </w:lvl>
+    <w:lvl w:ilvl="6" w:tplc="100A0001" w:tentative="1">
+      <w:start w:val="1"/>
+      <w:numFmt w:val="bullet"/>
+      <w:lvlText w:val=""/>
+      <w:lvlJc w:val="left"/>
+      <w:pPr>
+        <w:ind w:left="6456" w:hanging="360"/>
+      </w:pPr>
+      <w:rPr>
+        <w:rFonts w:ascii="Symbol" w:hAnsi="Symbol" w:hint="default"/>
+      </w:rPr>
+    </w:lvl>
+    <w:lvl w:ilvl="7" w:tplc="100A0003" w:tentative="1">
+      <w:start w:val="1"/>
+      <w:numFmt w:val="bullet"/>
+      <w:lvlText w:val="o"/>
+      <w:lvlJc w:val="left"/>
+      <w:pPr>
+        <w:ind w:left="7176" w:hanging="360"/>
+      </w:pPr>
+      <w:rPr>
+        <w:rFonts w:ascii="Courier New" w:hAnsi="Courier New" w:cs="Courier New" w:hint="default"/>
+      </w:rPr>
+    </w:lvl>
+    <w:lvl w:ilvl="8" w:tplc="100A0005" w:tentative="1">
+      <w:start w:val="1"/>
+      <w:numFmt w:val="bullet"/>
+      <w:lvlText w:val=""/>
+      <w:lvlJc w:val="left"/>
+      <w:pPr>
+        <w:ind w:left="7896" w:hanging="360"/>
+      </w:pPr>
+      <w:rPr>
+        <w:rFonts w:ascii="Wingdings" w:hAnsi="Wingdings" w:hint="default"/>
+      </w:rPr>
+    </w:lvl>
+  </w:abstractNum>
+  <w:abstractNum w:abstractNumId="2" w15:restartNumberingAfterBreak="0">
+    <w:nsid w:val="5A635FB8"/>
+    <w:multiLevelType w:val="hybridMultilevel"/>
+    <w:tmpl w:val="0958D6EE"/>
+    <w:lvl w:ilvl="0" w:tplc="100A0001">
+      <w:start w:val="1"/>
+      <w:numFmt w:val="bullet"/>
+      <w:lvlText w:val=""/>
+      <w:lvlJc w:val="left"/>
+      <w:pPr>
+        <w:ind w:left="2136" w:hanging="360"/>
+      </w:pPr>
+      <w:rPr>
+        <w:rFonts w:ascii="Symbol" w:hAnsi="Symbol" w:hint="default"/>
+      </w:rPr>
+    </w:lvl>
+    <w:lvl w:ilvl="1" w:tplc="100A0003">
+      <w:start w:val="1"/>
+      <w:numFmt w:val="bullet"/>
+      <w:lvlText w:val="o"/>
+      <w:lvlJc w:val="left"/>
+      <w:pPr>
+        <w:ind w:left="2856" w:hanging="360"/>
+      </w:pPr>
+      <w:rPr>
+        <w:rFonts w:ascii="Courier New" w:hAnsi="Courier New" w:cs="Courier New" w:hint="default"/>
+      </w:rPr>
+    </w:lvl>
+    <w:lvl w:ilvl="2" w:tplc="100A0005" w:tentative="1">
+      <w:start w:val="1"/>
+      <w:numFmt w:val="bullet"/>
+      <w:lvlText w:val=""/>
+      <w:lvlJc w:val="left"/>
+      <w:pPr>
+        <w:ind w:left="3576" w:hanging="360"/>
+      </w:pPr>
+      <w:rPr>
+        <w:rFonts w:ascii="Wingdings" w:hAnsi="Wingdings" w:hint="default"/>
+      </w:rPr>
+    </w:lvl>
+    <w:lvl w:ilvl="3" w:tplc="100A0001" w:tentative="1">
+      <w:start w:val="1"/>
+      <w:numFmt w:val="bullet"/>
+      <w:lvlText w:val=""/>
+      <w:lvlJc w:val="left"/>
+      <w:pPr>
+        <w:ind w:left="4296" w:hanging="360"/>
+      </w:pPr>
+      <w:rPr>
+        <w:rFonts w:ascii="Symbol" w:hAnsi="Symbol" w:hint="default"/>
+      </w:rPr>
+    </w:lvl>
+    <w:lvl w:ilvl="4" w:tplc="100A0003" w:tentative="1">
+      <w:start w:val="1"/>
+      <w:numFmt w:val="bullet"/>
+      <w:lvlText w:val="o"/>
+      <w:lvlJc w:val="left"/>
+      <w:pPr>
+        <w:ind w:left="5016" w:hanging="360"/>
+      </w:pPr>
+      <w:rPr>
+        <w:rFonts w:ascii="Courier New" w:hAnsi="Courier New" w:cs="Courier New" w:hint="default"/>
+      </w:rPr>
+    </w:lvl>
+    <w:lvl w:ilvl="5" w:tplc="100A0005" w:tentative="1">
+      <w:start w:val="1"/>
+      <w:numFmt w:val="bullet"/>
+      <w:lvlText w:val=""/>
+      <w:lvlJc w:val="left"/>
+      <w:pPr>
+        <w:ind w:left="5736" w:hanging="360"/>
+      </w:pPr>
+      <w:rPr>
+        <w:rFonts w:ascii="Wingdings" w:hAnsi="Wingdings" w:hint="default"/>
+      </w:rPr>
+    </w:lvl>
+    <w:lvl w:ilvl="6" w:tplc="100A0001" w:tentative="1">
+      <w:start w:val="1"/>
+      <w:numFmt w:val="bullet"/>
+      <w:lvlText w:val=""/>
+      <w:lvlJc w:val="left"/>
+      <w:pPr>
+        <w:ind w:left="6456" w:hanging="360"/>
+      </w:pPr>
+      <w:rPr>
+        <w:rFonts w:ascii="Symbol" w:hAnsi="Symbol" w:hint="default"/>
+      </w:rPr>
+    </w:lvl>
+    <w:lvl w:ilvl="7" w:tplc="100A0003" w:tentative="1">
+      <w:start w:val="1"/>
+      <w:numFmt w:val="bullet"/>
+      <w:lvlText w:val="o"/>
+      <w:lvlJc w:val="left"/>
+      <w:pPr>
+        <w:ind w:left="7176" w:hanging="360"/>
+      </w:pPr>
+      <w:rPr>
+        <w:rFonts w:ascii="Courier New" w:hAnsi="Courier New" w:cs="Courier New" w:hint="default"/>
+      </w:rPr>
+    </w:lvl>
+    <w:lvl w:ilvl="8" w:tplc="100A0005" w:tentative="1">
+      <w:start w:val="1"/>
+      <w:numFmt w:val="bullet"/>
+      <w:lvlText w:val=""/>
+      <w:lvlJc w:val="left"/>
+      <w:pPr>
+        <w:ind w:left="7896" w:hanging="360"/>
+      </w:pPr>
+      <w:rPr>
+        <w:rFonts w:ascii="Wingdings" w:hAnsi="Wingdings" w:hint="default"/>
+      </w:rPr>
+    </w:lvl>
+  </w:abstractNum>
+  <w:num w:numId="1" w16cid:durableId="1991669374">
+    <w:abstractNumId w:val="0"/>
+  </w:num>
+  <w:num w:numId="2" w16cid:durableId="2088069322">
+    <w:abstractNumId w:val="1"/>
+  </w:num>
+  <w:num w:numId="3" w16cid:durableId="716511825">
+    <w:abstractNumId w:val="2"/>
+  </w:num>
+</w:numbering>
 </file>
 
 <file path=word/styles.xml><?xml version="1.0" encoding="utf-8"?>
@@ -2171,6 +3262,7 @@
   <w:style w:type="character" w:default="1" w:styleId="Fuentedeprrafopredeter">
     <w:name w:val="Default Paragraph Font"/>
     <w:uiPriority w:val="1"/>
+    <w:semiHidden/>
     <w:unhideWhenUsed/>
   </w:style>
   <w:style w:type="table" w:default="1" w:styleId="Tablanormal">
@@ -2507,6 +3599,31 @@
       <w:shd w:val="clear" w:color="auto" w:fill="E1DFDD"/>
     </w:rPr>
   </w:style>
+  <w:style w:type="paragraph" w:customStyle="1" w:styleId="Kiwidevd">
+    <w:name w:val="Kiwidevd"/>
+    <w:basedOn w:val="Normal"/>
+    <w:link w:val="KiwidevdCar"/>
+    <w:qFormat/>
+    <w:rsid w:val="007D3008"/>
+    <w:rPr>
+      <w:rFonts w:ascii="Century Gothic" w:hAnsi="Century Gothic"/>
+      <w:b/>
+      <w:color w:val="196B24" w:themeColor="accent3"/>
+      <w:sz w:val="52"/>
+    </w:rPr>
+  </w:style>
+  <w:style w:type="character" w:customStyle="1" w:styleId="KiwidevdCar">
+    <w:name w:val="Kiwidevd Car"/>
+    <w:basedOn w:val="Fuentedeprrafopredeter"/>
+    <w:link w:val="Kiwidevd"/>
+    <w:rsid w:val="007D3008"/>
+    <w:rPr>
+      <w:rFonts w:ascii="Century Gothic" w:hAnsi="Century Gothic"/>
+      <w:b/>
+      <w:color w:val="196B24" w:themeColor="accent3"/>
+      <w:sz w:val="52"/>
+    </w:rPr>
+  </w:style>
 </w:styles>
 </file>
 

--- a/Investigación de JavaScript.docx
+++ b/Investigación de JavaScript.docx
@@ -1611,31 +1611,7 @@
           <w:spacing w:val="0"/>
           <w:sz w:val="24"/>
         </w:rPr>
-        <w:t xml:space="preserve"> se utiliza </w:t>
-      </w:r>
-      <w:proofErr w:type="spellStart"/>
-      <w:r>
-        <w:rPr>
-          <w:rStyle w:val="Referenciaintensa"/>
-          <w:rFonts w:ascii="Cascadia Code" w:hAnsi="Cascadia Code" w:cs="Cascadia Code"/>
-          <w:smallCaps w:val="0"/>
-          <w:color w:val="auto"/>
-          <w:spacing w:val="0"/>
-          <w:sz w:val="24"/>
-        </w:rPr>
-        <w:t>Js</w:t>
-      </w:r>
-      <w:proofErr w:type="spellEnd"/>
-      <w:r>
-        <w:rPr>
-          <w:rStyle w:val="Referenciaintensa"/>
-          <w:rFonts w:ascii="Cascadia Code" w:hAnsi="Cascadia Code" w:cs="Cascadia Code"/>
-          <w:smallCaps w:val="0"/>
-          <w:color w:val="auto"/>
-          <w:spacing w:val="0"/>
-          <w:sz w:val="24"/>
-        </w:rPr>
-        <w:t xml:space="preserve"> en la vida real:</w:t>
+        <w:t xml:space="preserve"> se utiliza Js en la vida real:</w:t>
       </w:r>
     </w:p>
     <w:p>
@@ -1724,31 +1700,7 @@
           <w:spacing w:val="0"/>
           <w:sz w:val="24"/>
         </w:rPr>
-        <w:t xml:space="preserve"> </w:t>
-      </w:r>
-      <w:proofErr w:type="spellStart"/>
-      <w:r>
-        <w:rPr>
-          <w:rStyle w:val="Referenciaintensa"/>
-          <w:rFonts w:ascii="Cascadia Code" w:hAnsi="Cascadia Code" w:cs="Cascadia Code"/>
-          <w:smallCaps w:val="0"/>
-          <w:color w:val="auto"/>
-          <w:spacing w:val="0"/>
-          <w:sz w:val="24"/>
-        </w:rPr>
-        <w:t>Js</w:t>
-      </w:r>
-      <w:proofErr w:type="spellEnd"/>
-      <w:r>
-        <w:rPr>
-          <w:rStyle w:val="Referenciaintensa"/>
-          <w:rFonts w:ascii="Cascadia Code" w:hAnsi="Cascadia Code" w:cs="Cascadia Code"/>
-          <w:smallCaps w:val="0"/>
-          <w:color w:val="auto"/>
-          <w:spacing w:val="0"/>
-          <w:sz w:val="24"/>
-        </w:rPr>
-        <w:t xml:space="preserve"> recibe la </w:t>
+        <w:t xml:space="preserve"> Js recibe la </w:t>
       </w:r>
       <w:proofErr w:type="spellStart"/>
       <w:r>
@@ -1832,29 +1784,16 @@
           <w:sz w:val="24"/>
         </w:rPr>
       </w:pPr>
-      <w:proofErr w:type="spellStart"/>
-      <w:r>
-        <w:rPr>
-          <w:rStyle w:val="Referenciaintensa"/>
-          <w:rFonts w:ascii="Cascadia Code" w:hAnsi="Cascadia Code" w:cs="Cascadia Code"/>
-          <w:smallCaps w:val="0"/>
-          <w:color w:val="auto"/>
-          <w:spacing w:val="0"/>
-          <w:sz w:val="24"/>
-        </w:rPr>
-        <w:t>Js</w:t>
-      </w:r>
-      <w:proofErr w:type="spellEnd"/>
-      <w:r>
-        <w:rPr>
-          <w:rStyle w:val="Referenciaintensa"/>
-          <w:rFonts w:ascii="Cascadia Code" w:hAnsi="Cascadia Code" w:cs="Cascadia Code"/>
-          <w:smallCaps w:val="0"/>
-          <w:color w:val="auto"/>
-          <w:spacing w:val="0"/>
-          <w:sz w:val="24"/>
-        </w:rPr>
-        <w:t xml:space="preserve"> detecta: “El usuario ha activado la Alarma”</w:t>
+      <w:r>
+        <w:rPr>
+          <w:rStyle w:val="Referenciaintensa"/>
+          <w:rFonts w:ascii="Cascadia Code" w:hAnsi="Cascadia Code" w:cs="Cascadia Code"/>
+          <w:smallCaps w:val="0"/>
+          <w:color w:val="auto"/>
+          <w:spacing w:val="0"/>
+          <w:sz w:val="24"/>
+        </w:rPr>
+        <w:t>Js detecta: “El usuario ha activado la Alarma”</w:t>
       </w:r>
     </w:p>
     <w:p>
@@ -1901,53 +1840,16 @@
           <w:sz w:val="24"/>
         </w:rPr>
       </w:pPr>
-      <w:proofErr w:type="spellStart"/>
-      <w:r>
-        <w:rPr>
-          <w:rStyle w:val="Referenciaintensa"/>
-          <w:rFonts w:ascii="Cascadia Code" w:hAnsi="Cascadia Code" w:cs="Cascadia Code"/>
-          <w:smallCaps w:val="0"/>
-          <w:color w:val="auto"/>
-          <w:spacing w:val="0"/>
-          <w:sz w:val="24"/>
-        </w:rPr>
-        <w:t>Js</w:t>
-      </w:r>
-      <w:proofErr w:type="spellEnd"/>
-      <w:r>
-        <w:rPr>
-          <w:rStyle w:val="Referenciaintensa"/>
-          <w:rFonts w:ascii="Cascadia Code" w:hAnsi="Cascadia Code" w:cs="Cascadia Code"/>
-          <w:smallCaps w:val="0"/>
-          <w:color w:val="auto"/>
-          <w:spacing w:val="0"/>
-          <w:sz w:val="24"/>
-        </w:rPr>
-        <w:t xml:space="preserve">, </w:t>
-      </w:r>
-      <w:proofErr w:type="spellStart"/>
-      <w:r>
-        <w:rPr>
-          <w:rStyle w:val="Referenciaintensa"/>
-          <w:rFonts w:ascii="Cascadia Code" w:hAnsi="Cascadia Code" w:cs="Cascadia Code"/>
-          <w:smallCaps w:val="0"/>
-          <w:color w:val="auto"/>
-          <w:spacing w:val="0"/>
-          <w:sz w:val="24"/>
-        </w:rPr>
-        <w:t>guarada</w:t>
-      </w:r>
-      <w:proofErr w:type="spellEnd"/>
-      <w:r>
-        <w:rPr>
-          <w:rStyle w:val="Referenciaintensa"/>
-          <w:rFonts w:ascii="Cascadia Code" w:hAnsi="Cascadia Code" w:cs="Cascadia Code"/>
-          <w:smallCaps w:val="0"/>
-          <w:color w:val="auto"/>
-          <w:spacing w:val="0"/>
-          <w:sz w:val="24"/>
-        </w:rPr>
-        <w:t xml:space="preserve"> los datos como: La hora, la fecha, cuantas veces se repite la alarma, </w:t>
+      <w:r>
+        <w:rPr>
+          <w:rStyle w:val="Referenciaintensa"/>
+          <w:rFonts w:ascii="Cascadia Code" w:hAnsi="Cascadia Code" w:cs="Cascadia Code"/>
+          <w:smallCaps w:val="0"/>
+          <w:color w:val="auto"/>
+          <w:spacing w:val="0"/>
+          <w:sz w:val="24"/>
+        </w:rPr>
+        <w:t xml:space="preserve">Js, guarada los datos como: La hora, la fecha, cuantas veces se repite la alarma, </w:t>
       </w:r>
       <w:proofErr w:type="spellStart"/>
       <w:r>
@@ -1999,31 +1901,7 @@
           <w:spacing w:val="0"/>
           <w:sz w:val="24"/>
         </w:rPr>
-        <w:t xml:space="preserve"> </w:t>
-      </w:r>
-      <w:proofErr w:type="spellStart"/>
-      <w:r>
-        <w:rPr>
-          <w:rStyle w:val="Referenciaintensa"/>
-          <w:rFonts w:ascii="Cascadia Code" w:hAnsi="Cascadia Code" w:cs="Cascadia Code"/>
-          <w:smallCaps w:val="0"/>
-          <w:color w:val="auto"/>
-          <w:spacing w:val="0"/>
-          <w:sz w:val="24"/>
-        </w:rPr>
-        <w:t>Js</w:t>
-      </w:r>
-      <w:proofErr w:type="spellEnd"/>
-      <w:r>
-        <w:rPr>
-          <w:rStyle w:val="Referenciaintensa"/>
-          <w:rFonts w:ascii="Cascadia Code" w:hAnsi="Cascadia Code" w:cs="Cascadia Code"/>
-          <w:smallCaps w:val="0"/>
-          <w:color w:val="auto"/>
-          <w:spacing w:val="0"/>
-          <w:sz w:val="24"/>
-        </w:rPr>
-        <w:t>, comparará el tiempo:</w:t>
+        <w:t xml:space="preserve"> Js, comparará el tiempo:</w:t>
       </w:r>
     </w:p>
     <w:p>
@@ -2051,31 +1929,7 @@
           <w:spacing w:val="0"/>
           <w:sz w:val="24"/>
         </w:rPr>
-        <w:t xml:space="preserve">Cada minuto </w:t>
-      </w:r>
-      <w:proofErr w:type="spellStart"/>
-      <w:r>
-        <w:rPr>
-          <w:rStyle w:val="Referenciaintensa"/>
-          <w:rFonts w:ascii="Cascadia Code" w:hAnsi="Cascadia Code" w:cs="Cascadia Code"/>
-          <w:smallCaps w:val="0"/>
-          <w:color w:val="auto"/>
-          <w:spacing w:val="0"/>
-          <w:sz w:val="24"/>
-        </w:rPr>
-        <w:t>js</w:t>
-      </w:r>
-      <w:proofErr w:type="spellEnd"/>
-      <w:r>
-        <w:rPr>
-          <w:rStyle w:val="Referenciaintensa"/>
-          <w:rFonts w:ascii="Cascadia Code" w:hAnsi="Cascadia Code" w:cs="Cascadia Code"/>
-          <w:smallCaps w:val="0"/>
-          <w:color w:val="auto"/>
-          <w:spacing w:val="0"/>
-          <w:sz w:val="24"/>
-        </w:rPr>
-        <w:t xml:space="preserve"> comparará la hora para estar listo y mandar la señal de la alarma.</w:t>
+        <w:t>Cada minuto js comparará la hora para estar listo y mandar la señal de la alarma.</w:t>
       </w:r>
     </w:p>
     <w:p>
@@ -2309,6 +2163,128 @@
           <w:sz w:val="24"/>
         </w:rPr>
         <w:t>Y con eso finaliza la aplicación, ya que cumplió su función.</w:t>
+      </w:r>
+    </w:p>
+    <w:p>
+      <w:pPr>
+        <w:pStyle w:val="Kiwidevd"/>
+        <w:rPr>
+          <w:rStyle w:val="Referenciaintensa"/>
+          <w:rFonts w:ascii="Cascadia Code" w:hAnsi="Cascadia Code" w:cs="Cascadia Code"/>
+          <w:smallCaps w:val="0"/>
+          <w:color w:val="auto"/>
+          <w:spacing w:val="0"/>
+          <w:sz w:val="24"/>
+        </w:rPr>
+      </w:pPr>
+    </w:p>
+    <w:p>
+      <w:pPr>
+        <w:pStyle w:val="Kiwidevd"/>
+        <w:rPr>
+          <w:rStyle w:val="Referenciaintensa"/>
+          <w:rFonts w:ascii="Cascadia Code" w:hAnsi="Cascadia Code" w:cs="Cascadia Code"/>
+          <w:smallCaps w:val="0"/>
+          <w:color w:val="auto"/>
+          <w:spacing w:val="0"/>
+          <w:sz w:val="24"/>
+        </w:rPr>
+      </w:pPr>
+    </w:p>
+    <w:p>
+      <w:pPr>
+        <w:pStyle w:val="Kiwidevd"/>
+        <w:rPr>
+          <w:rStyle w:val="Referenciaintensa"/>
+          <w:rFonts w:ascii="Cascadia Code" w:hAnsi="Cascadia Code" w:cs="Cascadia Code"/>
+          <w:smallCaps w:val="0"/>
+          <w:color w:val="auto"/>
+          <w:spacing w:val="0"/>
+          <w:sz w:val="24"/>
+        </w:rPr>
+      </w:pPr>
+    </w:p>
+    <w:p>
+      <w:pPr>
+        <w:pStyle w:val="Kiwidevd"/>
+        <w:rPr>
+          <w:rStyle w:val="Referenciaintensa"/>
+          <w:rFonts w:ascii="Cascadia Code" w:hAnsi="Cascadia Code" w:cs="Cascadia Code"/>
+          <w:smallCaps w:val="0"/>
+          <w:color w:val="auto"/>
+          <w:spacing w:val="0"/>
+          <w:sz w:val="24"/>
+        </w:rPr>
+      </w:pPr>
+      <w:r>
+        <w:rPr>
+          <w:rStyle w:val="Referenciaintensa"/>
+          <w:rFonts w:ascii="Cascadia Code" w:hAnsi="Cascadia Code" w:cs="Cascadia Code"/>
+          <w:smallCaps w:val="0"/>
+          <w:color w:val="auto"/>
+          <w:spacing w:val="0"/>
+          <w:sz w:val="24"/>
+        </w:rPr>
+        <w:lastRenderedPageBreak/>
+        <w:t>Ejemplo práctico de JavaScript:</w:t>
+      </w:r>
+    </w:p>
+    <w:p>
+      <w:pPr>
+        <w:pStyle w:val="Kiwidevd"/>
+        <w:rPr>
+          <w:rStyle w:val="Referenciaintensa"/>
+          <w:rFonts w:ascii="Cascadia Code" w:hAnsi="Cascadia Code" w:cs="Cascadia Code"/>
+          <w:smallCaps w:val="0"/>
+          <w:color w:val="auto"/>
+          <w:spacing w:val="0"/>
+          <w:sz w:val="24"/>
+        </w:rPr>
+      </w:pPr>
+      <w:r>
+        <w:rPr>
+          <w:rStyle w:val="Referenciaintensa"/>
+          <w:rFonts w:ascii="Cascadia Code" w:hAnsi="Cascadia Code" w:cs="Cascadia Code"/>
+          <w:smallCaps w:val="0"/>
+          <w:color w:val="auto"/>
+          <w:spacing w:val="0"/>
+          <w:sz w:val="24"/>
+        </w:rPr>
+        <w:drawing>
+          <wp:inline distT="0" distB="0" distL="0" distR="0" wp14:anchorId="2551F30C" wp14:editId="33884907">
+            <wp:extent cx="5612130" cy="2019935"/>
+            <wp:effectExtent l="0" t="0" r="7620" b="0"/>
+            <wp:docPr id="1822603270" name="Imagen 1" descr="Captura de pantalla de un celular&#10;&#10;Descripción generada automáticamente"/>
+            <wp:cNvGraphicFramePr>
+              <a:graphicFrameLocks xmlns:a="http://schemas.openxmlformats.org/drawingml/2006/main" noChangeAspect="1"/>
+            </wp:cNvGraphicFramePr>
+            <a:graphic xmlns:a="http://schemas.openxmlformats.org/drawingml/2006/main">
+              <a:graphicData uri="http://schemas.openxmlformats.org/drawingml/2006/picture">
+                <pic:pic xmlns:pic="http://schemas.openxmlformats.org/drawingml/2006/picture">
+                  <pic:nvPicPr>
+                    <pic:cNvPr id="1822603270" name="Imagen 1" descr="Captura de pantalla de un celular&#10;&#10;Descripción generada automáticamente"/>
+                    <pic:cNvPicPr/>
+                  </pic:nvPicPr>
+                  <pic:blipFill>
+                    <a:blip r:embed="rId5"/>
+                    <a:stretch>
+                      <a:fillRect/>
+                    </a:stretch>
+                  </pic:blipFill>
+                  <pic:spPr>
+                    <a:xfrm>
+                      <a:off x="0" y="0"/>
+                      <a:ext cx="5612130" cy="2019935"/>
+                    </a:xfrm>
+                    <a:prstGeom prst="rect">
+                      <a:avLst/>
+                    </a:prstGeom>
+                  </pic:spPr>
+                </pic:pic>
+              </a:graphicData>
+            </a:graphic>
+          </wp:inline>
+        </w:drawing>
       </w:r>
     </w:p>
     <w:p/>
@@ -2537,7 +2513,7 @@
   <w:abstractNum w:abstractNumId="2" w15:restartNumberingAfterBreak="0">
     <w:nsid w:val="5A635FB8"/>
     <w:multiLevelType w:val="hybridMultilevel"/>
-    <w:tmpl w:val="0958D6EE"/>
+    <w:tmpl w:val="65387E2C"/>
     <w:lvl w:ilvl="0" w:tplc="100A0001">
       <w:start w:val="1"/>
       <w:numFmt w:val="bullet"/>

--- a/Investigación de JavaScript.docx
+++ b/Investigación de JavaScript.docx
@@ -1611,7 +1611,31 @@
           <w:spacing w:val="0"/>
           <w:sz w:val="24"/>
         </w:rPr>
-        <w:t xml:space="preserve"> se utiliza Js en la vida real:</w:t>
+        <w:t xml:space="preserve"> se utiliza </w:t>
+      </w:r>
+      <w:proofErr w:type="spellStart"/>
+      <w:r>
+        <w:rPr>
+          <w:rStyle w:val="Referenciaintensa"/>
+          <w:rFonts w:ascii="Cascadia Code" w:hAnsi="Cascadia Code" w:cs="Cascadia Code"/>
+          <w:smallCaps w:val="0"/>
+          <w:color w:val="auto"/>
+          <w:spacing w:val="0"/>
+          <w:sz w:val="24"/>
+        </w:rPr>
+        <w:t>Js</w:t>
+      </w:r>
+      <w:proofErr w:type="spellEnd"/>
+      <w:r>
+        <w:rPr>
+          <w:rStyle w:val="Referenciaintensa"/>
+          <w:rFonts w:ascii="Cascadia Code" w:hAnsi="Cascadia Code" w:cs="Cascadia Code"/>
+          <w:smallCaps w:val="0"/>
+          <w:color w:val="auto"/>
+          <w:spacing w:val="0"/>
+          <w:sz w:val="24"/>
+        </w:rPr>
+        <w:t xml:space="preserve"> en la vida real:</w:t>
       </w:r>
     </w:p>
     <w:p>
@@ -1700,7 +1724,31 @@
           <w:spacing w:val="0"/>
           <w:sz w:val="24"/>
         </w:rPr>
-        <w:t xml:space="preserve"> Js recibe la </w:t>
+        <w:t xml:space="preserve"> </w:t>
+      </w:r>
+      <w:proofErr w:type="spellStart"/>
+      <w:r>
+        <w:rPr>
+          <w:rStyle w:val="Referenciaintensa"/>
+          <w:rFonts w:ascii="Cascadia Code" w:hAnsi="Cascadia Code" w:cs="Cascadia Code"/>
+          <w:smallCaps w:val="0"/>
+          <w:color w:val="auto"/>
+          <w:spacing w:val="0"/>
+          <w:sz w:val="24"/>
+        </w:rPr>
+        <w:t>Js</w:t>
+      </w:r>
+      <w:proofErr w:type="spellEnd"/>
+      <w:r>
+        <w:rPr>
+          <w:rStyle w:val="Referenciaintensa"/>
+          <w:rFonts w:ascii="Cascadia Code" w:hAnsi="Cascadia Code" w:cs="Cascadia Code"/>
+          <w:smallCaps w:val="0"/>
+          <w:color w:val="auto"/>
+          <w:spacing w:val="0"/>
+          <w:sz w:val="24"/>
+        </w:rPr>
+        <w:t xml:space="preserve"> recibe la </w:t>
       </w:r>
       <w:proofErr w:type="spellStart"/>
       <w:r>
@@ -2246,6 +2294,7 @@
           <w:rStyle w:val="Referenciaintensa"/>
           <w:rFonts w:ascii="Cascadia Code" w:hAnsi="Cascadia Code" w:cs="Cascadia Code"/>
           <w:smallCaps w:val="0"/>
+          <w:noProof/>
           <w:color w:val="auto"/>
           <w:spacing w:val="0"/>
           <w:sz w:val="24"/>
@@ -2288,6 +2337,83 @@
       </w:r>
     </w:p>
     <w:p/>
+    <w:p>
+      <w:r>
+        <w:t xml:space="preserve">Tareas de </w:t>
+      </w:r>
+      <w:proofErr w:type="spellStart"/>
+      <w:r>
+        <w:t>trello</w:t>
+      </w:r>
+      <w:proofErr w:type="spellEnd"/>
+      <w:r>
+        <w:t>:</w:t>
+      </w:r>
+    </w:p>
+    <w:p>
+      <w:r>
+        <w:t>Tareas completadas en trello</w:t>
+      </w:r>
+    </w:p>
+    <w:p>
+      <w:r>
+        <w:drawing>
+          <wp:inline distT="0" distB="0" distL="0" distR="0" wp14:anchorId="4FF1FE5F" wp14:editId="0C4FE8CA">
+            <wp:extent cx="5612130" cy="2774950"/>
+            <wp:effectExtent l="0" t="0" r="7620" b="6350"/>
+            <wp:docPr id="116048315" name="Imagen 1" descr="Captura de pantalla de computadora&#10;&#10;Descripción generada automáticamente"/>
+            <wp:cNvGraphicFramePr>
+              <a:graphicFrameLocks xmlns:a="http://schemas.openxmlformats.org/drawingml/2006/main" noChangeAspect="1"/>
+            </wp:cNvGraphicFramePr>
+            <a:graphic xmlns:a="http://schemas.openxmlformats.org/drawingml/2006/main">
+              <a:graphicData uri="http://schemas.openxmlformats.org/drawingml/2006/picture">
+                <pic:pic xmlns:pic="http://schemas.openxmlformats.org/drawingml/2006/picture">
+                  <pic:nvPicPr>
+                    <pic:cNvPr id="116048315" name="Imagen 1" descr="Captura de pantalla de computadora&#10;&#10;Descripción generada automáticamente"/>
+                    <pic:cNvPicPr/>
+                  </pic:nvPicPr>
+                  <pic:blipFill>
+                    <a:blip r:embed="rId6"/>
+                    <a:stretch>
+                      <a:fillRect/>
+                    </a:stretch>
+                  </pic:blipFill>
+                  <pic:spPr>
+                    <a:xfrm>
+                      <a:off x="0" y="0"/>
+                      <a:ext cx="5612130" cy="2774950"/>
+                    </a:xfrm>
+                    <a:prstGeom prst="rect">
+                      <a:avLst/>
+                    </a:prstGeom>
+                  </pic:spPr>
+                </pic:pic>
+              </a:graphicData>
+            </a:graphic>
+          </wp:inline>
+        </w:drawing>
+      </w:r>
+    </w:p>
+    <w:p>
+      <w:pPr>
+        <w:jc w:val="both"/>
+        <w:rPr>
+          <w:sz w:val="36"/>
+          <w:szCs w:val="36"/>
+          <w:u w:val="single"/>
+        </w:rPr>
+      </w:pPr>
+      <w:hyperlink r:id="rId7" w:history="1">
+        <w:r>
+          <w:rPr>
+            <w:rStyle w:val="Hipervnculo"/>
+            <w:sz w:val="36"/>
+            <w:szCs w:val="36"/>
+          </w:rPr>
+          <w:t>https://github.com/cristanders/equipo-alfa-buena-maravilla-onda-dinamita-escuadron-chapin.git</w:t>
+        </w:r>
+      </w:hyperlink>
+    </w:p>
     <w:p>
       <w:pPr>
         <w:jc w:val="both"/>

--- a/Investigación de JavaScript.docx
+++ b/Investigación de JavaScript.docx
@@ -5,25 +5,231 @@
     <w:p>
       <w:pPr>
         <w:pStyle w:val="Ttulo1"/>
+        <w:rPr>
+          <w:rFonts w:ascii="Cascadia Code" w:hAnsi="Cascadia Code" w:cs="Cascadia Code"/>
+          <w:color w:val="171717" w:themeColor="background2" w:themeShade="1A"/>
+          <w:sz w:val="22"/>
+          <w:szCs w:val="22"/>
+        </w:rPr>
+      </w:pPr>
+      <w:r>
+        <w:rPr>
+          <w:rFonts w:ascii="Cascadia Code" w:hAnsi="Cascadia Code" w:cs="Cascadia Code"/>
+          <w:color w:val="171717" w:themeColor="background2" w:themeShade="1A"/>
+          <w:sz w:val="22"/>
+          <w:szCs w:val="22"/>
+        </w:rPr>
+        <w:t xml:space="preserve">Centro educativo técnico laboral </w:t>
+      </w:r>
+      <w:proofErr w:type="spellStart"/>
+      <w:r>
+        <w:rPr>
+          <w:rFonts w:ascii="Cascadia Code" w:hAnsi="Cascadia Code" w:cs="Cascadia Code"/>
+          <w:color w:val="171717" w:themeColor="background2" w:themeShade="1A"/>
+          <w:sz w:val="22"/>
+          <w:szCs w:val="22"/>
+        </w:rPr>
+        <w:t>kinal</w:t>
+      </w:r>
+      <w:proofErr w:type="spellEnd"/>
+    </w:p>
+    <w:p>
+      <w:r>
+        <w:t>Curso: TICS</w:t>
+      </w:r>
+    </w:p>
+    <w:p>
+      <w:r>
+        <w:t>Docente: Alejandro Max</w:t>
+      </w:r>
+    </w:p>
+    <w:p/>
+    <w:p/>
+    <w:p/>
+    <w:p/>
+    <w:p/>
+    <w:p>
+      <w:pPr>
         <w:jc w:val="center"/>
         <w:rPr>
-          <w:rFonts w:ascii="Cascadia Code" w:hAnsi="Cascadia Code" w:cs="Cascadia Code"/>
-          <w:b/>
-          <w:bCs/>
+          <w:color w:val="156082" w:themeColor="accent1"/>
+          <w14:shadow w14:blurRad="38100" w14:dist="25400" w14:dir="5400000" w14:sx="100000" w14:sy="100000" w14:kx="0" w14:ky="0" w14:algn="ctr">
+            <w14:srgbClr w14:val="6E747A">
+              <w14:alpha w14:val="57000"/>
+            </w14:srgbClr>
+          </w14:shadow>
+          <w14:textOutline w14:w="0" w14:cap="flat" w14:cmpd="sng" w14:algn="ctr">
+            <w14:noFill/>
+            <w14:prstDash w14:val="solid"/>
+            <w14:round/>
+          </w14:textOutline>
+        </w:rPr>
+      </w:pPr>
+      <w:r>
+        <w:rPr>
+          <w:rFonts w:ascii="Cascadia Code" w:hAnsi="Cascadia Code" w:cs="Cascadia Code"/>
+          <w:bCs/>
+          <w:color w:val="156082" w:themeColor="accent1"/>
           <w:sz w:val="72"/>
           <w:szCs w:val="72"/>
           <w:u w:val="single"/>
-        </w:rPr>
-      </w:pPr>
-      <w:r>
-        <w:rPr>
-          <w:rFonts w:ascii="Cascadia Code" w:hAnsi="Cascadia Code" w:cs="Cascadia Code"/>
-          <w:b/>
-          <w:bCs/>
+          <w14:shadow w14:blurRad="38100" w14:dist="25400" w14:dir="5400000" w14:sx="100000" w14:sy="100000" w14:kx="0" w14:ky="0" w14:algn="ctr">
+            <w14:srgbClr w14:val="6E747A">
+              <w14:alpha w14:val="57000"/>
+            </w14:srgbClr>
+          </w14:shadow>
+          <w14:textOutline w14:w="0" w14:cap="flat" w14:cmpd="sng" w14:algn="ctr">
+            <w14:noFill/>
+            <w14:prstDash w14:val="solid"/>
+            <w14:round/>
+          </w14:textOutline>
+        </w:rPr>
+        <w:t xml:space="preserve">Ejercicio </w:t>
+      </w:r>
+      <w:proofErr w:type="spellStart"/>
+      <w:r>
+        <w:rPr>
+          <w:rFonts w:ascii="Cascadia Code" w:hAnsi="Cascadia Code" w:cs="Cascadia Code"/>
+          <w:bCs/>
+          <w:color w:val="156082" w:themeColor="accent1"/>
           <w:sz w:val="72"/>
           <w:szCs w:val="72"/>
           <w:u w:val="single"/>
-        </w:rPr>
+          <w14:shadow w14:blurRad="38100" w14:dist="25400" w14:dir="5400000" w14:sx="100000" w14:sy="100000" w14:kx="0" w14:ky="0" w14:algn="ctr">
+            <w14:srgbClr w14:val="6E747A">
+              <w14:alpha w14:val="57000"/>
+            </w14:srgbClr>
+          </w14:shadow>
+          <w14:textOutline w14:w="0" w14:cap="flat" w14:cmpd="sng" w14:algn="ctr">
+            <w14:noFill/>
+            <w14:prstDash w14:val="solid"/>
+            <w14:round/>
+          </w14:textOutline>
+        </w:rPr>
+        <w:t>trello</w:t>
+      </w:r>
+      <w:proofErr w:type="spellEnd"/>
+    </w:p>
+    <w:p>
+      <w:pPr>
+        <w:pStyle w:val="Ttulo1"/>
+        <w:jc w:val="center"/>
+        <w:rPr>
+          <w:rFonts w:ascii="Cascadia Code" w:hAnsi="Cascadia Code" w:cs="Cascadia Code"/>
+          <w:b/>
+          <w:bCs/>
+          <w:sz w:val="20"/>
+          <w:szCs w:val="20"/>
+          <w:u w:val="single"/>
+        </w:rPr>
+      </w:pPr>
+    </w:p>
+    <w:p>
+      <w:pPr>
+        <w:pStyle w:val="Ttulo1"/>
+        <w:jc w:val="center"/>
+        <w:rPr>
+          <w:rFonts w:ascii="Cascadia Code" w:hAnsi="Cascadia Code" w:cs="Cascadia Code"/>
+          <w:b/>
+          <w:bCs/>
+          <w:sz w:val="72"/>
+          <w:szCs w:val="72"/>
+          <w:u w:val="single"/>
+        </w:rPr>
+      </w:pPr>
+    </w:p>
+    <w:p>
+      <w:pPr>
+        <w:pStyle w:val="Ttulo1"/>
+        <w:rPr>
+          <w:rFonts w:ascii="Cascadia Code" w:hAnsi="Cascadia Code" w:cs="Cascadia Code"/>
+          <w:b/>
+          <w:bCs/>
+          <w:sz w:val="72"/>
+          <w:szCs w:val="72"/>
+          <w:u w:val="single"/>
+        </w:rPr>
+      </w:pPr>
+    </w:p>
+    <w:p/>
+    <w:p/>
+    <w:p>
+      <w:r>
+        <w:t>Fecha:05/02/2026</w:t>
+      </w:r>
+    </w:p>
+    <w:p>
+      <w:r>
+        <w:t>Nombre:</w:t>
+      </w:r>
+    </w:p>
+    <w:p>
+      <w:r>
+        <w:t>Cristian Alexander Pérez Alfaro – 2025597</w:t>
+      </w:r>
+    </w:p>
+    <w:p>
+      <w:r>
+        <w:t xml:space="preserve">Jaime Gerardo </w:t>
+      </w:r>
+      <w:proofErr w:type="spellStart"/>
+      <w:r>
+        <w:t>Martinez</w:t>
+      </w:r>
+      <w:proofErr w:type="spellEnd"/>
+      <w:r>
+        <w:t xml:space="preserve"> </w:t>
+      </w:r>
+      <w:proofErr w:type="spellStart"/>
+      <w:r>
+        <w:t>Gomez</w:t>
+      </w:r>
+      <w:proofErr w:type="spellEnd"/>
+      <w:r>
+        <w:t xml:space="preserve"> – 2025414</w:t>
+      </w:r>
+    </w:p>
+    <w:p>
+      <w:r>
+        <w:t xml:space="preserve">Juan Pablo </w:t>
+      </w:r>
+      <w:proofErr w:type="spellStart"/>
+      <w:r>
+        <w:t>Cajchun</w:t>
+      </w:r>
+      <w:proofErr w:type="spellEnd"/>
+      <w:r>
+        <w:t xml:space="preserve"> Polanco – 2022425</w:t>
+      </w:r>
+    </w:p>
+    <w:p>
+      <w:r>
+        <w:t>Brayan Oswaldo Campa Fuentes - 2025434</w:t>
+      </w:r>
+    </w:p>
+    <w:p>
+      <w:pPr>
+        <w:pStyle w:val="Ttulo1"/>
+        <w:jc w:val="center"/>
+        <w:rPr>
+          <w:rFonts w:ascii="Cascadia Code" w:hAnsi="Cascadia Code" w:cs="Cascadia Code"/>
+          <w:b/>
+          <w:bCs/>
+          <w:sz w:val="72"/>
+          <w:szCs w:val="72"/>
+          <w:u w:val="single"/>
+        </w:rPr>
+      </w:pPr>
+      <w:r>
+        <w:rPr>
+          <w:rFonts w:ascii="Cascadia Code" w:hAnsi="Cascadia Code" w:cs="Cascadia Code"/>
+          <w:b/>
+          <w:bCs/>
+          <w:sz w:val="72"/>
+          <w:szCs w:val="72"/>
+          <w:u w:val="single"/>
+        </w:rPr>
+        <w:lastRenderedPageBreak/>
         <w:t>historia de JavaScript</w:t>
       </w:r>
     </w:p>
@@ -2352,8 +2558,13 @@
     </w:p>
     <w:p>
       <w:r>
-        <w:t>Tareas completadas en trello</w:t>
-      </w:r>
+        <w:t xml:space="preserve">Tareas completadas en </w:t>
+      </w:r>
+      <w:proofErr w:type="spellStart"/>
+      <w:r>
+        <w:t>trello</w:t>
+      </w:r>
+      <w:proofErr w:type="spellEnd"/>
     </w:p>
     <w:p>
       <w:r>
